--- a/files/03_Zava_Group_Strategy_Framework.docx
+++ b/files/03_Zava_Group_Strategy_Framework.docx
@@ -2,7 +2,6 @@
 <file path=word/document.xml><?xml version="1.0" encoding="utf-8"?>
 <w:document xmlns:wpc="http://schemas.microsoft.com/office/word/2010/wordprocessingCanvas" xmlns:mo="http://schemas.microsoft.com/office/mac/office/2008/main" xmlns:mc="http://schemas.openxmlformats.org/markup-compatibility/2006" xmlns:mv="urn:schemas-microsoft-com:mac:vml" xmlns:o="urn:schemas-microsoft-com:office:office" xmlns:r="http://schemas.openxmlformats.org/officeDocument/2006/relationships" xmlns:m="http://schemas.openxmlformats.org/officeDocument/2006/math" xmlns:v="urn:schemas-microsoft-com:vml" xmlns:wp14="http://schemas.microsoft.com/office/word/2010/wordprocessingDrawing" xmlns:wp="http://schemas.openxmlformats.org/drawingml/2006/wordprocessingDrawing" xmlns:w10="urn:schemas-microsoft-com:office:word" xmlns:w="http://schemas.openxmlformats.org/wordprocessingml/2006/main" xmlns:w14="http://schemas.microsoft.com/office/word/2010/wordml" xmlns:wpg="http://schemas.microsoft.com/office/word/2010/wordprocessingGroup" xmlns:wpi="http://schemas.microsoft.com/office/word/2010/wordprocessingInk" xmlns:wne="http://schemas.microsoft.com/office/word/2006/wordml" xmlns:wps="http://schemas.microsoft.com/office/word/2010/wordprocessingShape" mc:Ignorable="w14 wp14">
   <w:body>
-    <w:p/>
     <w:p>
       <w:pPr>
         <w:jc w:val="center"/>
@@ -11,9 +10,9 @@
         <w:rPr>
           <w:b/>
           <w:color w:val="1F2D55"/>
-          <w:sz w:val="44"/>
+          <w:sz w:val="40"/>
         </w:rPr>
-        <w:t>ZAVA GROUP HOLDINGS BERHAD</w:t>
+        <w:t>ZAVA GROUP</w:t>
       </w:r>
     </w:p>
     <w:p>
@@ -23,7 +22,7 @@
       <w:r>
         <w:rPr>
           <w:b/>
-          <w:color w:val="00878A"/>
+          <w:color w:val="1F2D55"/>
           <w:sz w:val="40"/>
         </w:rPr>
         <w:t>ZAVA FORWARD 2030</w:t>
@@ -36,38 +35,53 @@
       <w:r>
         <w:rPr>
           <w:b/>
-          <w:color w:val="1A1A2E"/>
-          <w:sz w:val="28"/>
+          <w:color w:val="1F2D55"/>
+          <w:sz w:val="40"/>
         </w:rPr>
-        <w:t>GROUP STRATEGIC FRAMEWORK FY2025-2030</w:t>
+        <w:t>GROUP STRATEGIC FRAMEWORK FY2026-2030</w:t>
       </w:r>
     </w:p>
-    <w:p/>
     <w:p>
       <w:pPr>
         <w:jc w:val="center"/>
       </w:pPr>
       <w:r>
         <w:rPr>
-          <w:color w:val="6B7280"/>
-          <w:sz w:val="22"/>
+          <w:b w:val="0"/>
+          <w:i/>
+          <w:sz w:val="20"/>
         </w:rPr>
-        <w:t>Approved by Board of Directors: 15 December 2024</w:t>
-        <w:br/>
-        <w:t>Prepared by: Group Strategy Office | Marcus Chen, Group CSO</w:t>
-        <w:br/>
-        <w:t>Dual HQ: Kuala Lumpur, Malaysia &amp; Jakarta, Indonesia</w:t>
-      </w:r>
-    </w:p>
-    <w:p>
-      <w:r>
-        <w:br w:type="page"/>
+        <w:t>Approved by Board of Directors: 18 December 2025</w:t>
       </w:r>
     </w:p>
     <w:p>
       <w:pPr>
-        <w:spacing w:before="360" w:after="120"/>
+        <w:jc w:val="center"/>
       </w:pPr>
+      <w:r>
+        <w:rPr>
+          <w:b w:val="0"/>
+          <w:i/>
+          <w:sz w:val="20"/>
+        </w:rPr>
+        <w:t>Prepared by: Group Strategy Office</w:t>
+      </w:r>
+    </w:p>
+    <w:p>
+      <w:pPr>
+        <w:jc w:val="center"/>
+      </w:pPr>
+      <w:r>
+        <w:rPr>
+          <w:b w:val="0"/>
+          <w:i/>
+          <w:sz w:val="20"/>
+        </w:rPr>
+        <w:t>Dual HQ: Kuala Lumpur, Malaysia &amp; Jakarta, Indonesia</w:t>
+      </w:r>
+    </w:p>
+    <w:p/>
+    <w:p>
       <w:r>
         <w:rPr>
           <w:b/>
@@ -78,15 +92,88 @@
       </w:r>
     </w:p>
     <w:p>
+      <w:r>
+        <w:rPr>
+          <w:b w:val="0"/>
+          <w:i w:val="0"/>
+          <w:sz w:val="22"/>
+        </w:rPr>
+        <w:t>Vision: 'Asia's most trusted diversified conglomerate, delivering sustainable prosperity.'</w:t>
+      </w:r>
+    </w:p>
+    <w:p>
+      <w:r>
+        <w:rPr>
+          <w:b w:val="0"/>
+          <w:i w:val="0"/>
+          <w:sz w:val="22"/>
+        </w:rPr>
+        <w:t>Mission: To compound long-term shareholder value by operating disciplined, ESG-aligned, digitally-enabled businesses across the ASEAN economic corridor.</w:t>
+      </w:r>
+    </w:p>
+    <w:p>
+      <w:r>
+        <w:rPr>
+          <w:b/>
+          <w:i w:val="0"/>
+          <w:sz w:val="22"/>
+        </w:rPr>
+        <w:t>Five Strategic Pillars:</w:t>
+      </w:r>
+    </w:p>
+    <w:p>
       <w:pPr>
-        <w:spacing w:after="100"/>
+        <w:pStyle w:val="ListBullet"/>
       </w:pPr>
       <w:r>
         <w:rPr>
-          <w:color w:val="1A1A2E"/>
-          <w:sz w:val="21"/>
+          <w:sz w:val="22"/>
         </w:rPr>
-        <w:t>Zava Forward 2030 charts a clear course for Zava Group Holdings Berhad to become Asia's most trusted diversified conglomerate, delivering sustainable prosperity across 11 divisions, 87,000 employees, and communities across ASEAN.</w:t>
+        <w:t>Portfolio Optimisation — concentrate capital on top-quartile divisions; exit sub-scale and non-core</w:t>
+      </w:r>
+    </w:p>
+    <w:p>
+      <w:pPr>
+        <w:pStyle w:val="ListBullet"/>
+      </w:pPr>
+      <w:r>
+        <w:rPr>
+          <w:sz w:val="22"/>
+        </w:rPr>
+        <w:t>Digital Transformation — AI/Copilot rollout, ERP harmonisation (S/4HANA), shared data platform</w:t>
+      </w:r>
+    </w:p>
+    <w:p>
+      <w:pPr>
+        <w:pStyle w:val="ListBullet"/>
+      </w:pPr>
+      <w:r>
+        <w:rPr>
+          <w:sz w:val="22"/>
+        </w:rPr>
+        <w:t>ESG Leadership — Net Zero 2050; RSPO 100%; EUDR-ready by FY2026; 40% women in leadership by 2028</w:t>
+      </w:r>
+    </w:p>
+    <w:p>
+      <w:pPr>
+        <w:pStyle w:val="ListBullet"/>
+      </w:pPr>
+      <w:r>
+        <w:rPr>
+          <w:sz w:val="22"/>
+        </w:rPr>
+        <w:t>Talent Excellence — Group leadership academy; 40 hrs/year L&amp;D; targeted retention in critical roles</w:t>
+      </w:r>
+    </w:p>
+    <w:p>
+      <w:pPr>
+        <w:pStyle w:val="ListBullet"/>
+      </w:pPr>
+      <w:r>
+        <w:rPr>
+          <w:sz w:val="22"/>
+        </w:rPr>
+        <w:t>Capital Efficiency — Net Debt/EBITDA &lt;3.0x by FY2027; ROIC &gt;12% by FY2028; REIT IPO 2026</w:t>
       </w:r>
     </w:p>
     <w:p>
@@ -94,2186 +181,512 @@
         <w:rPr>
           <w:b/>
           <w:color w:val="1F2D55"/>
-          <w:sz w:val="24"/>
+          <w:sz w:val="32"/>
         </w:rPr>
-        <w:t xml:space="preserve">Vision: </w:t>
-      </w:r>
-      <w:r>
-        <w:rPr>
-          <w:color w:val="1A1A2E"/>
-          <w:sz w:val="24"/>
-        </w:rPr>
-        <w:t>"Asia's most trusted diversified conglomerate, delivering sustainable prosperity"</w:t>
+        <w:t>Section 2: Division-by-Division Strategy</w:t>
       </w:r>
     </w:p>
     <w:p>
       <w:r>
         <w:rPr>
           <w:b/>
-          <w:color w:val="00878A"/>
+          <w:i w:val="0"/>
           <w:sz w:val="22"/>
         </w:rPr>
-        <w:t xml:space="preserve">Mission: </w:t>
-      </w:r>
-      <w:r>
-        <w:rPr>
-          <w:color w:val="1A1A2E"/>
-          <w:sz w:val="22"/>
-        </w:rPr>
-        <w:t>We create enduring value through disciplined capital allocation, operational excellence, and responsible stewardship of our natural and human resources.</w:t>
-      </w:r>
-    </w:p>
-    <w:p>
-      <w:pPr>
-        <w:spacing w:before="200" w:after="80"/>
-      </w:pPr>
-      <w:r>
-        <w:rPr>
-          <w:b/>
-          <w:color w:val="00878A"/>
-          <w:sz w:val="26"/>
-        </w:rPr>
-        <w:t>1.1 Five Strategic Pillars</w:t>
-      </w:r>
-    </w:p>
-    <w:p>
-      <w:pPr>
-        <w:spacing w:before="160" w:after="40"/>
-      </w:pPr>
-      <w:r>
-        <w:rPr>
-          <w:b/>
-          <w:color w:val="1A1A2E"/>
-          <w:sz w:val="22"/>
-        </w:rPr>
-        <w:t>Pillar 1 - Portfolio Optimisation</w:t>
-      </w:r>
-    </w:p>
-    <w:p>
-      <w:pPr>
-        <w:spacing w:after="100"/>
-      </w:pPr>
-      <w:r>
-        <w:rPr>
-          <w:color w:val="1A1A2E"/>
-          <w:sz w:val="21"/>
-        </w:rPr>
-        <w:t>Divest non-core assets (target MYR 2.8B proceeds FY2025-2027), acquire high-growth healthcare and digital assets, and unlock REIT value from the Properties portfolio (IPO target FY2026).</w:t>
-      </w:r>
-    </w:p>
-    <w:p>
-      <w:pPr>
-        <w:spacing w:before="160" w:after="40"/>
-      </w:pPr>
-      <w:r>
-        <w:rPr>
-          <w:b/>
-          <w:color w:val="1A1A2E"/>
-          <w:sz w:val="22"/>
-        </w:rPr>
-        <w:t>Pillar 2 - Digital Transformation</w:t>
-      </w:r>
-    </w:p>
-    <w:p>
-      <w:pPr>
-        <w:spacing w:after="100"/>
-      </w:pPr>
-      <w:r>
-        <w:rPr>
-          <w:color w:val="1A1A2E"/>
-          <w:sz w:val="21"/>
-        </w:rPr>
-        <w:t>MYR 1.4B technology investment: SAP S/4HANA ERP, shared Azure data lake, M365 Copilot to all 15,000 knowledge workers by Q3 FY2025, and digital channels for Retail &amp; Pharma.</w:t>
-      </w:r>
-    </w:p>
-    <w:p>
-      <w:pPr>
-        <w:spacing w:before="160" w:after="40"/>
-      </w:pPr>
-      <w:r>
-        <w:rPr>
-          <w:b/>
-          <w:color w:val="1A1A2E"/>
-          <w:sz w:val="22"/>
-        </w:rPr>
-        <w:t>Pillar 3 - ESG Leadership</w:t>
-      </w:r>
-    </w:p>
-    <w:p>
-      <w:pPr>
-        <w:spacing w:after="100"/>
-      </w:pPr>
-      <w:r>
-        <w:rPr>
-          <w:color w:val="1A1A2E"/>
-          <w:sz w:val="21"/>
-        </w:rPr>
-        <w:t>RSPO 100% certification by FY2026, net zero Scope 1&amp;2 by 2050 (45% reduction by 2030), full EUDR compliance by Dec 2025, GRI/TCFD-aligned annual sustainability reporting.</w:t>
-      </w:r>
-    </w:p>
-    <w:p>
-      <w:pPr>
-        <w:spacing w:before="160" w:after="40"/>
-      </w:pPr>
-      <w:r>
-        <w:rPr>
-          <w:b/>
-          <w:color w:val="1A1A2E"/>
-          <w:sz w:val="22"/>
-        </w:rPr>
-        <w:t>Pillar 4 - Talent Excellence</w:t>
-      </w:r>
-    </w:p>
-    <w:p>
-      <w:pPr>
-        <w:spacing w:after="100"/>
-      </w:pPr>
-      <w:r>
-        <w:rPr>
-          <w:color w:val="1A1A2E"/>
-          <w:sz w:val="21"/>
-        </w:rPr>
-        <w:t>40% women in management by FY2028; reduce plantation attrition from 26% to below 18%; BPO Bengaluru from 31% to below 22%; AI literacy for all 15,000 knowledge workers.</w:t>
-      </w:r>
-    </w:p>
-    <w:p>
-      <w:pPr>
-        <w:spacing w:before="160" w:after="40"/>
-      </w:pPr>
-      <w:r>
-        <w:rPr>
-          <w:b/>
-          <w:color w:val="1A1A2E"/>
-          <w:sz w:val="22"/>
-        </w:rPr>
-        <w:t>Pillar 5 - Capital Efficiency</w:t>
-      </w:r>
-    </w:p>
-    <w:p>
-      <w:pPr>
-        <w:spacing w:after="100"/>
-      </w:pPr>
-      <w:r>
-        <w:rPr>
-          <w:color w:val="1A1A2E"/>
-          <w:sz w:val="21"/>
-        </w:rPr>
-        <w:t>Reduce Net Gearing from 0.82x to below 0.65x by FY2027; maintain DPS MYR 0.18; improve Group ROAE from 8.4% to 12% by FY2028.</w:t>
+        <w:t>Zava Agribusiness</w:t>
       </w:r>
     </w:p>
     <w:p>
       <w:r>
-        <w:br w:type="page"/>
+        <w:rPr>
+          <w:b w:val="0"/>
+          <w:i w:val="0"/>
+          <w:sz w:val="22"/>
+        </w:rPr>
+        <w:t>Largest division by revenue (MYR 8.4B FY2024). Strategy: replant 18% of mature estates over FY2026-2028; achieve 100% RSPO certification (currently 92%); exit Lestari peatland operations; expand downstream oleochemicals partnership with Zava Chemicals.</w:t>
       </w:r>
     </w:p>
     <w:p>
-      <w:pPr>
-        <w:spacing w:before="360" w:after="120"/>
-      </w:pPr>
+      <w:r>
+        <w:rPr>
+          <w:b/>
+          <w:i w:val="0"/>
+          <w:sz w:val="22"/>
+        </w:rPr>
+        <w:t>Zava Chemicals</w:t>
+      </w:r>
+    </w:p>
+    <w:p>
+      <w:r>
+        <w:rPr>
+          <w:b w:val="0"/>
+          <w:i w:val="0"/>
+          <w:sz w:val="22"/>
+        </w:rPr>
+        <w:t>Resolve Cilegon enforcement issues; debottleneck Kertih to add 60K MT specialty capacity; evaluate JV for green chemicals (bio-based surfactants) with European partner.</w:t>
+      </w:r>
+    </w:p>
+    <w:p>
+      <w:r>
+        <w:rPr>
+          <w:b/>
+          <w:i w:val="0"/>
+          <w:sz w:val="22"/>
+        </w:rPr>
+        <w:t>Zava Manufacturing</w:t>
+      </w:r>
+    </w:p>
+    <w:p>
+      <w:r>
+        <w:rPr>
+          <w:b w:val="0"/>
+          <w:i w:val="0"/>
+          <w:sz w:val="22"/>
+        </w:rPr>
+        <w:t>Recover Nilai OEE to &gt;75% by FY2027 (capex MYR 86M); MES Phase 1 go-live FY2026; expand Bekasi industrial packaging; consider divestment of Subang Jaya electronics (sub-scale).</w:t>
+      </w:r>
+    </w:p>
+    <w:p>
+      <w:r>
+        <w:rPr>
+          <w:b/>
+          <w:i w:val="0"/>
+          <w:sz w:val="22"/>
+        </w:rPr>
+        <w:t>Zava Financial Services (Zava Bank)</w:t>
+      </w:r>
+    </w:p>
+    <w:p>
+      <w:r>
+        <w:rPr>
+          <w:b w:val="0"/>
+          <w:i w:val="0"/>
+          <w:sz w:val="22"/>
+        </w:rPr>
+        <w:t>Resolve retail personal NPL breach (target &lt;8% by Q4 FY2026); accelerate Islamic Banking growth (&gt;20% YoY); explore digital bank licence application; evaluate non-core divestments.</w:t>
+      </w:r>
+    </w:p>
+    <w:p>
+      <w:r>
+        <w:rPr>
+          <w:b/>
+          <w:i w:val="0"/>
+          <w:sz w:val="22"/>
+        </w:rPr>
+        <w:t>Zava Properties</w:t>
+      </w:r>
+    </w:p>
+    <w:p>
+      <w:r>
+        <w:rPr>
+          <w:b w:val="0"/>
+          <w:i w:val="0"/>
+          <w:sz w:val="22"/>
+        </w:rPr>
+        <w:t>REIT IPO target Q4 FY2026 (~MYR 8.2B asset injection); divest Plaza Zava PJ + Medan asset; focus on industrial logistics + data centre asset class growth.</w:t>
+      </w:r>
+    </w:p>
+    <w:p>
+      <w:r>
+        <w:rPr>
+          <w:b/>
+          <w:i w:val="0"/>
+          <w:sz w:val="22"/>
+        </w:rPr>
+        <w:t>Zava BPO &amp; Digital</w:t>
+      </w:r>
+    </w:p>
+    <w:p>
+      <w:r>
+        <w:rPr>
+          <w:b w:val="0"/>
+          <w:i w:val="0"/>
+          <w:sz w:val="22"/>
+        </w:rPr>
+        <w:t>Renew Sime Darby + Bank Mandiri + Pan Pacific contracts; reduce Bengaluru attrition &lt;22%; expand into AI-augmented services (intelligent document processing, copilot deployment).</w:t>
+      </w:r>
+    </w:p>
+    <w:p>
+      <w:r>
+        <w:rPr>
+          <w:b/>
+          <w:i w:val="0"/>
+          <w:sz w:val="22"/>
+        </w:rPr>
+        <w:t>Zava Trading</w:t>
+      </w:r>
+    </w:p>
+    <w:p>
+      <w:r>
+        <w:rPr>
+          <w:b w:val="0"/>
+          <w:i w:val="0"/>
+          <w:sz w:val="22"/>
+        </w:rPr>
+        <w:t>De-risk coal desk after position breach; expand structured commodity finance; develop carbon credit trading capability (Bursa Carbon Exchange + IDX Carbon).</w:t>
+      </w:r>
+    </w:p>
+    <w:p>
+      <w:r>
+        <w:rPr>
+          <w:b/>
+          <w:i w:val="0"/>
+          <w:sz w:val="22"/>
+        </w:rPr>
+        <w:t>Zava Pharma</w:t>
+      </w:r>
+    </w:p>
+    <w:p>
+      <w:r>
+        <w:rPr>
+          <w:b w:val="0"/>
+          <w:i w:val="0"/>
+          <w:sz w:val="22"/>
+        </w:rPr>
+        <w:t>Launch Sitagliptin (delayed Q3 FY2026) and Rosuvastatin; advance Empagliflozin Phase 2; evaluate biosimilar partnership for adalimumab; expand into Vietnam + Philippines.</w:t>
+      </w:r>
+    </w:p>
+    <w:p>
+      <w:r>
+        <w:rPr>
+          <w:b/>
+          <w:i w:val="0"/>
+          <w:sz w:val="22"/>
+        </w:rPr>
+        <w:t>Zava Healthcare</w:t>
+      </w:r>
+    </w:p>
+    <w:p>
+      <w:r>
+        <w:rPr>
+          <w:b w:val="0"/>
+          <w:i w:val="0"/>
+          <w:sz w:val="22"/>
+        </w:rPr>
+        <w:t>Acquire 1-2 hospital groups in MY + ID over FY2026-2027 (4 targets in evaluation); expand specialty centres (cardiac, oncology); BPJS/government scheme expansion in Indonesia.</w:t>
+      </w:r>
+    </w:p>
+    <w:p>
+      <w:r>
+        <w:rPr>
+          <w:b/>
+          <w:i w:val="0"/>
+          <w:sz w:val="22"/>
+        </w:rPr>
+        <w:t>Zava Retail &amp; Hospitality</w:t>
+      </w:r>
+    </w:p>
+    <w:p>
+      <w:r>
+        <w:rPr>
+          <w:b w:val="0"/>
+          <w:i w:val="0"/>
+          <w:sz w:val="22"/>
+        </w:rPr>
+        <w:t>Reposition hotel portfolio (3 brands → 2); divest underperforming retail strip locations; explore F&amp;B chain partnership.</w:t>
+      </w:r>
+    </w:p>
+    <w:p>
+      <w:r>
+        <w:rPr>
+          <w:b/>
+          <w:i w:val="0"/>
+          <w:sz w:val="22"/>
+        </w:rPr>
+        <w:t>Group/Holdings</w:t>
+      </w:r>
+    </w:p>
+    <w:p>
+      <w:r>
+        <w:rPr>
+          <w:b w:val="0"/>
+          <w:i w:val="0"/>
+          <w:sz w:val="22"/>
+        </w:rPr>
+        <w:t>Capital recycling: ~MYR 4.2B targeted divestments over FY2026-2027 to fund capex + reduce debt. Group treasury cost reduction: -MYR 80M annualised by Q4 FY2026.</w:t>
+      </w:r>
+    </w:p>
+    <w:p>
       <w:r>
         <w:rPr>
           <w:b/>
           <w:color w:val="1F2D55"/>
           <w:sz w:val="32"/>
         </w:rPr>
-        <w:t>Section 2: Group Financial Outlook FY2025-2030</w:t>
+        <w:t>Section 3: M&amp;A Pipeline &amp; Capital Allocation</w:t>
       </w:r>
     </w:p>
     <w:p>
-      <w:pPr>
-        <w:spacing w:after="100"/>
-      </w:pPr>
-      <w:r>
-        <w:rPr>
-          <w:color w:val="1A1A2E"/>
-          <w:sz w:val="21"/>
-        </w:rPr>
-        <w:t>The Group targets 7-9% revenue CAGR over FY2025-2030 driven by Healthcare M&amp;A, Pharma pipeline launches, Properties REIT capital recycling, and BPO AI-augmented margin expansion.</w:t>
-      </w:r>
-    </w:p>
-    <w:p>
-      <w:pPr>
-        <w:spacing w:after="80"/>
-      </w:pPr>
       <w:r>
         <w:rPr>
           <w:b/>
-          <w:color w:val="00878A"/>
-          <w:sz w:val="20"/>
+          <w:i w:val="0"/>
+          <w:sz w:val="22"/>
         </w:rPr>
-        <w:t xml:space="preserve">FY2024 Baseline: </w:t>
-      </w:r>
-      <w:r>
-        <w:rPr>
-          <w:color w:val="1A1A2E"/>
-          <w:sz w:val="20"/>
-        </w:rPr>
-        <w:t>Revenue MYR 44.8B | EBITDA MYR 7.2B (16.1%) | PATAMI MYR 2.8B | Net Debt MYR 18.4B | Net Gearing 0.82x | Market Cap MYR 28.4B</w:t>
-      </w:r>
-    </w:p>
-    <w:p>
-      <w:pPr>
-        <w:spacing w:after="80"/>
-      </w:pPr>
-      <w:r>
-        <w:rPr>
-          <w:b/>
-          <w:color w:val="00878A"/>
-          <w:sz w:val="20"/>
-        </w:rPr>
-        <w:t xml:space="preserve">FY2028 Target: </w:t>
-      </w:r>
-      <w:r>
-        <w:rPr>
-          <w:color w:val="1A1A2E"/>
-          <w:sz w:val="20"/>
-        </w:rPr>
-        <w:t>Revenue MYR 62-65B | EBITDA 17.5-18.5% | PATAMI MYR 4.5-5.0B | Net Gearing &lt; 0.65x | ROAE 12% | DPS MYR 0.26</w:t>
-      </w:r>
-    </w:p>
-    <w:p>
-      <w:pPr>
-        <w:spacing w:before="200" w:after="80"/>
-      </w:pPr>
-      <w:r>
-        <w:rPr>
-          <w:b/>
-          <w:color w:val="00878A"/>
-          <w:sz w:val="26"/>
-        </w:rPr>
-        <w:t>2.1 Capital Allocation FY2025-2027 (MYR 12.4B)</w:t>
+        <w:t>FY2026-2027 capital plan: MYR 12.4B total deployment.</w:t>
       </w:r>
     </w:p>
     <w:p>
       <w:pPr>
         <w:pStyle w:val="ListBullet"/>
-        <w:spacing w:after="60"/>
-        <w:ind w:left="360"/>
       </w:pPr>
       <w:r>
         <w:rPr>
-          <w:color w:val="1A1A2E"/>
-          <w:sz w:val="21"/>
+          <w:sz w:val="22"/>
         </w:rPr>
-        <w:t>Growth Capex - M&amp;A: MYR 4.8B (Healthcare 4 targets, Pharma ASEAN, BPO platform)</w:t>
+        <w:t>Healthcare M&amp;A: 4 targets in evaluation (PrimeCare MY, IndoMed ID, ThaiMed TH, VietHealth VN); est. MYR 3.2B</w:t>
       </w:r>
     </w:p>
     <w:p>
       <w:pPr>
         <w:pStyle w:val="ListBullet"/>
-        <w:spacing w:after="60"/>
-        <w:ind w:left="360"/>
       </w:pPr>
       <w:r>
         <w:rPr>
-          <w:color w:val="1A1A2E"/>
-          <w:sz w:val="21"/>
+          <w:sz w:val="22"/>
         </w:rPr>
-        <w:t>Growth Capex - Organic: MYR 3.2B (Agribusiness replanting, Pharma Phase 3, Properties pipeline)</w:t>
+        <w:t>Pharma M&amp;A: 1 ASEAN generics manufacturer in scoping; est. MYR 800M</w:t>
       </w:r>
     </w:p>
     <w:p>
       <w:pPr>
         <w:pStyle w:val="ListBullet"/>
-        <w:spacing w:after="60"/>
-        <w:ind w:left="360"/>
       </w:pPr>
       <w:r>
         <w:rPr>
-          <w:color w:val="1A1A2E"/>
-          <w:sz w:val="21"/>
+          <w:sz w:val="22"/>
         </w:rPr>
-        <w:t>Maintenance Capex: MYR 2.8B (Chemicals turnaround, Nilai plant upgrade, IT/ERP)</w:t>
+        <w:t>Greenfield capex: MYR 6.4B (chemicals, BPO, properties, healthcare)</w:t>
       </w:r>
     </w:p>
     <w:p>
       <w:pPr>
         <w:pStyle w:val="ListBullet"/>
-        <w:spacing w:after="60"/>
-        <w:ind w:left="360"/>
       </w:pPr>
       <w:r>
         <w:rPr>
-          <w:color w:val="1A1A2E"/>
-          <w:sz w:val="21"/>
+          <w:sz w:val="22"/>
         </w:rPr>
-        <w:t>ESG Capex: MYR 1.2B (Lestari peatland remediation, renewable energy, EUDR compliance)</w:t>
+        <w:t>Divestments to recycle: MYR 4.2B (Plaza Zava PJ, Medan office, retail strip, electronics)</w:t>
       </w:r>
     </w:p>
     <w:p>
       <w:pPr>
         <w:pStyle w:val="ListBullet"/>
-        <w:spacing w:after="60"/>
-        <w:ind w:left="360"/>
       </w:pPr>
       <w:r>
         <w:rPr>
-          <w:color w:val="1A1A2E"/>
-          <w:sz w:val="21"/>
+          <w:sz w:val="22"/>
         </w:rPr>
-        <w:t>Digital Transformation: MYR 0.4B (M365 Copilot, SAP S/4HANA, Azure Fabric data lake)</w:t>
+        <w:t>REIT IPO injection: MYR 8.2B (off-balance, raises ~MYR 4.0B net cash)</w:t>
       </w:r>
     </w:p>
     <w:p>
-      <w:r>
-        <w:br w:type="page"/>
-      </w:r>
-    </w:p>
-    <w:p>
-      <w:pPr>
-        <w:spacing w:before="360" w:after="120"/>
-      </w:pPr>
       <w:r>
         <w:rPr>
           <w:b/>
           <w:color w:val="1F2D55"/>
           <w:sz w:val="32"/>
         </w:rPr>
-        <w:t>Section 3: Division-by-Division Strategy</w:t>
-      </w:r>
-    </w:p>
-    <w:p>
-      <w:pPr>
-        <w:spacing w:before="200" w:after="80"/>
-      </w:pPr>
-      <w:r>
-        <w:rPr>
-          <w:b/>
-          <w:color w:val="00878A"/>
-          <w:sz w:val="26"/>
-        </w:rPr>
-        <w:t>3.1 Zava Chemicals</w:t>
-      </w:r>
-    </w:p>
-    <w:p>
-      <w:pPr>
-        <w:spacing w:after="100"/>
-      </w:pPr>
-      <w:r>
-        <w:rPr>
-          <w:color w:val="1A1A2E"/>
-          <w:sz w:val="21"/>
-        </w:rPr>
-        <w:t>Grow specialty chemicals from 18% to 30% of divisional revenue by FY2028; remediate Cilegon plant compliance.</w:t>
+        <w:t>Section 4: ESG &amp; Sustainability Targets</w:t>
       </w:r>
     </w:p>
     <w:p>
       <w:pPr>
         <w:pStyle w:val="ListBullet"/>
-        <w:spacing w:after="60"/>
-        <w:ind w:left="360"/>
       </w:pPr>
       <w:r>
         <w:rPr>
-          <w:color w:val="1A1A2E"/>
-          <w:sz w:val="21"/>
+          <w:sz w:val="22"/>
         </w:rPr>
-        <w:t>Complete Cilegon enforcement notice remediation by Q3 FY2025; restart 2 suspended product lines</w:t>
+        <w:t>Net Zero by 2050; interim 2030: -30% Scope 1+2 vs 2022 baseline</w:t>
       </w:r>
     </w:p>
     <w:p>
       <w:pPr>
         <w:pStyle w:val="ListBullet"/>
-        <w:spacing w:after="60"/>
-        <w:ind w:left="360"/>
       </w:pPr>
       <w:r>
         <w:rPr>
-          <w:color w:val="1A1A2E"/>
-          <w:sz w:val="21"/>
+          <w:sz w:val="22"/>
         </w:rPr>
-        <w:t>Invest MYR 380M in Kertih debottlenecking (+60,000 MT capacity FY2025-2026)</w:t>
+        <w:t>100% RSPO/MSPO certification across all plantations by FY2027</w:t>
       </w:r>
     </w:p>
     <w:p>
       <w:pPr>
         <w:pStyle w:val="ListBullet"/>
-        <w:spacing w:after="60"/>
-        <w:ind w:left="360"/>
       </w:pPr>
       <w:r>
         <w:rPr>
-          <w:color w:val="1A1A2E"/>
-          <w:sz w:val="21"/>
+          <w:sz w:val="22"/>
         </w:rPr>
-        <w:t>Develop caprylic/capric and isostearic acid for high-margin pharma/cosmetic export</w:t>
+        <w:t>Zero deforestation; zero peatland; phased Lestari estate transition by FY2027</w:t>
       </w:r>
     </w:p>
     <w:p>
       <w:pPr>
         <w:pStyle w:val="ListBullet"/>
-        <w:spacing w:after="60"/>
-        <w:ind w:left="360"/>
       </w:pPr>
       <w:r>
         <w:rPr>
-          <w:color w:val="1A1A2E"/>
-          <w:sz w:val="21"/>
+          <w:sz w:val="22"/>
         </w:rPr>
-        <w:t>ISO 45001 &amp; ISO 14001 for all 3 plants by FY2026</w:t>
+        <w:t>EUDR compliance (geolocation + due diligence): 100% by 31 Dec 2025</w:t>
       </w:r>
     </w:p>
     <w:p>
       <w:pPr>
         <w:pStyle w:val="ListBullet"/>
-        <w:spacing w:after="60"/>
-        <w:ind w:left="360"/>
       </w:pPr>
       <w:r>
         <w:rPr>
-          <w:color w:val="1A1A2E"/>
-          <w:sz w:val="21"/>
+          <w:sz w:val="22"/>
         </w:rPr>
-        <w:t>Explore European specialty chemicals distributor acquisition for direct EU market access</w:t>
-      </w:r>
-    </w:p>
-    <w:p>
-      <w:pPr>
-        <w:spacing w:after="80"/>
-      </w:pPr>
-      <w:r>
-        <w:rPr>
-          <w:b/>
-          <w:color w:val="00878A"/>
-          <w:sz w:val="20"/>
-        </w:rPr>
-        <w:t xml:space="preserve">Key Targets: </w:t>
-      </w:r>
-      <w:r>
-        <w:rPr>
-          <w:color w:val="1A1A2E"/>
-          <w:sz w:val="20"/>
-        </w:rPr>
-        <w:t>Revenue FY2028: MYR 8.4B | EBITDA Target: 17-18% | Risk: PKO feedstock volatility</w:t>
-      </w:r>
-    </w:p>
-    <w:p/>
-    <w:p>
-      <w:pPr>
-        <w:spacing w:before="200" w:after="80"/>
-      </w:pPr>
-      <w:r>
-        <w:rPr>
-          <w:b/>
-          <w:color w:val="00878A"/>
-          <w:sz w:val="26"/>
-        </w:rPr>
-        <w:t>3.2 Zava Agribusiness</w:t>
-      </w:r>
-    </w:p>
-    <w:p>
-      <w:pPr>
-        <w:spacing w:after="100"/>
-      </w:pPr>
-      <w:r>
-        <w:rPr>
-          <w:color w:val="1A1A2E"/>
-          <w:sz w:val="21"/>
-        </w:rPr>
-        <w:t>Improve CPO yield to 21 MT/ha average by FY2028; achieve 100% RSPO; resolve Lestari suspension.</w:t>
+        <w:t>Women in leadership (C6+): 40% by FY2028 (current 32%)</w:t>
       </w:r>
     </w:p>
     <w:p>
       <w:pPr>
         <w:pStyle w:val="ListBullet"/>
-        <w:spacing w:after="60"/>
-        <w:ind w:left="360"/>
       </w:pPr>
       <w:r>
         <w:rPr>
-          <w:color w:val="1A1A2E"/>
-          <w:sz w:val="21"/>
+          <w:sz w:val="22"/>
         </w:rPr>
-        <w:t>Perkebunan Lestari: RSPO corrective action plan Q2 FY2025; peat rewetting roadmap (8,200 ha)</w:t>
+        <w:t>Community investment: minimum 1% of Group PAT annually</w:t>
       </w:r>
     </w:p>
     <w:p>
       <w:pPr>
         <w:pStyle w:val="ListBullet"/>
-        <w:spacing w:after="60"/>
-        <w:ind w:left="360"/>
       </w:pPr>
       <w:r>
         <w:rPr>
-          <w:color w:val="1A1A2E"/>
-          <w:sz w:val="21"/>
+          <w:sz w:val="22"/>
         </w:rPr>
-        <w:t>EUDR: Geolocation mapping for all 12 estates by Q3 FY2025</w:t>
+        <w:t>Renewable energy: 30% of group electricity by FY2028</w:t>
       </w:r>
     </w:p>
     <w:p>
-      <w:pPr>
-        <w:pStyle w:val="ListBullet"/>
-        <w:spacing w:after="60"/>
-        <w:ind w:left="360"/>
-      </w:pPr>
-      <w:r>
-        <w:rPr>
-          <w:color w:val="1A1A2E"/>
-          <w:sz w:val="21"/>
-        </w:rPr>
-        <w:t>Replanting 18,400 ha FY2025-2027 (Ladang Sri Murni, Rimba Permai) at MYR 14,500/ha</w:t>
-      </w:r>
-    </w:p>
-    <w:p>
-      <w:pPr>
-        <w:pStyle w:val="ListBullet"/>
-        <w:spacing w:after="60"/>
-        <w:ind w:left="360"/>
-      </w:pPr>
-      <w:r>
-        <w:rPr>
-          <w:color w:val="1A1A2E"/>
-          <w:sz w:val="21"/>
-        </w:rPr>
-        <w:t>Mill upgrade: 3rd line at Kertih Sabah mill (MYR 85M capex, +25% capacity)</w:t>
-      </w:r>
-    </w:p>
-    <w:p>
-      <w:pPr>
-        <w:pStyle w:val="ListBullet"/>
-        <w:spacing w:after="60"/>
-        <w:ind w:left="360"/>
-      </w:pPr>
-      <w:r>
-        <w:rPr>
-          <w:color w:val="1A1A2E"/>
-          <w:sz w:val="21"/>
-        </w:rPr>
-        <w:t>Biodiesel: Evaluate Indonesian FAME facility acquisition for downstream margin capture</w:t>
-      </w:r>
-    </w:p>
-    <w:p>
-      <w:pPr>
-        <w:spacing w:after="80"/>
-      </w:pPr>
-      <w:r>
-        <w:rPr>
-          <w:b/>
-          <w:color w:val="00878A"/>
-          <w:sz w:val="20"/>
-        </w:rPr>
-        <w:t xml:space="preserve">Key Targets: </w:t>
-      </w:r>
-      <w:r>
-        <w:rPr>
-          <w:color w:val="1A1A2E"/>
-          <w:sz w:val="20"/>
-        </w:rPr>
-        <w:t>CPO Production FY2028: 1.35M MT | Risk: EUDR timeline, peatland cost</w:t>
-      </w:r>
-    </w:p>
-    <w:p/>
-    <w:p>
-      <w:pPr>
-        <w:spacing w:before="200" w:after="80"/>
-      </w:pPr>
-      <w:r>
-        <w:rPr>
-          <w:b/>
-          <w:color w:val="00878A"/>
-          <w:sz w:val="26"/>
-        </w:rPr>
-        <w:t>3.3 Zava Manufacturing</w:t>
-      </w:r>
-    </w:p>
-    <w:p>
-      <w:pPr>
-        <w:spacing w:after="100"/>
-      </w:pPr>
-      <w:r>
-        <w:rPr>
-          <w:color w:val="1A1A2E"/>
-          <w:sz w:val="21"/>
-        </w:rPr>
-        <w:t>Achieve Group OEE &gt;82% average by FY2027; grow aerospace to 15% of divisional revenue.</w:t>
-      </w:r>
-    </w:p>
-    <w:p>
-      <w:pPr>
-        <w:pStyle w:val="ListBullet"/>
-        <w:spacing w:after="60"/>
-        <w:ind w:left="360"/>
-      </w:pPr>
-      <w:r>
-        <w:rPr>
-          <w:color w:val="1A1A2E"/>
-          <w:sz w:val="21"/>
-        </w:rPr>
-        <w:t>Nilai Plant: Spindle motor replacement + MES implementation by Q4 FY2025 (MYR 20.6M)</w:t>
-      </w:r>
-    </w:p>
-    <w:p>
-      <w:pPr>
-        <w:pStyle w:val="ListBullet"/>
-        <w:spacing w:after="60"/>
-        <w:ind w:left="360"/>
-      </w:pPr>
-      <w:r>
-        <w:rPr>
-          <w:color w:val="1A1A2E"/>
-          <w:sz w:val="21"/>
-        </w:rPr>
-        <w:t>Batam FTZ: Add CNC Line 4 for AS9100 aerospace (MYR 45M capex)</w:t>
-      </w:r>
-    </w:p>
-    <w:p>
-      <w:pPr>
-        <w:pStyle w:val="ListBullet"/>
-        <w:spacing w:after="60"/>
-        <w:ind w:left="360"/>
-      </w:pPr>
-      <w:r>
-        <w:rPr>
-          <w:color w:val="1A1A2E"/>
-          <w:sz w:val="21"/>
-        </w:rPr>
-        <w:t>Subang Electronics: Semiconductor backend assembly partnership - est. MYR 180M new revenue</w:t>
-      </w:r>
-    </w:p>
-    <w:p>
-      <w:pPr>
-        <w:pStyle w:val="ListBullet"/>
-        <w:spacing w:after="60"/>
-        <w:ind w:left="360"/>
-      </w:pPr>
-      <w:r>
-        <w:rPr>
-          <w:color w:val="1A1A2E"/>
-          <w:sz w:val="21"/>
-        </w:rPr>
-        <w:t>Solar rooftop on all 6 plants (40% energy self-sufficiency target FY2026)</w:t>
-      </w:r>
-    </w:p>
-    <w:p>
-      <w:pPr>
-        <w:pStyle w:val="ListBullet"/>
-        <w:spacing w:after="60"/>
-        <w:ind w:left="360"/>
-      </w:pPr>
-      <w:r>
-        <w:rPr>
-          <w:color w:val="1A1A2E"/>
-          <w:sz w:val="21"/>
-        </w:rPr>
-        <w:t>Bekasi: Deploy collaborative robots, reduce headcount intensity 18%</w:t>
-      </w:r>
-    </w:p>
-    <w:p>
-      <w:pPr>
-        <w:spacing w:after="80"/>
-      </w:pPr>
-      <w:r>
-        <w:rPr>
-          <w:b/>
-          <w:color w:val="00878A"/>
-          <w:sz w:val="20"/>
-        </w:rPr>
-        <w:t xml:space="preserve">Key Targets: </w:t>
-      </w:r>
-      <w:r>
-        <w:rPr>
-          <w:color w:val="1A1A2E"/>
-          <w:sz w:val="20"/>
-        </w:rPr>
-        <w:t>Revenue FY2028: MYR 7.2B | OEE Target: &gt;82% | Risk: Nilai plant continued decline</w:t>
-      </w:r>
-    </w:p>
-    <w:p/>
-    <w:p>
-      <w:pPr>
-        <w:spacing w:before="200" w:after="80"/>
-      </w:pPr>
-      <w:r>
-        <w:rPr>
-          <w:b/>
-          <w:color w:val="00878A"/>
-          <w:sz w:val="26"/>
-        </w:rPr>
-        <w:t>3.4 Zava Financial Services</w:t>
-      </w:r>
-    </w:p>
-    <w:p>
-      <w:pPr>
-        <w:spacing w:after="100"/>
-      </w:pPr>
-      <w:r>
-        <w:rPr>
-          <w:color w:val="1A1A2E"/>
-          <w:sz w:val="21"/>
-        </w:rPr>
-        <w:t>Remediate Retail Personal Loan NPL crisis (21.7%); rebuild CET1 &gt;12%; grow Islamic banking to 18% of loan book.</w:t>
-      </w:r>
-    </w:p>
-    <w:p>
-      <w:pPr>
-        <w:pStyle w:val="ListBullet"/>
-        <w:spacing w:after="60"/>
-        <w:ind w:left="360"/>
-      </w:pPr>
-      <w:r>
-        <w:rPr>
-          <w:color w:val="1A1A2E"/>
-          <w:sz w:val="21"/>
-        </w:rPr>
-        <w:t>NPL remediation: Reduce Retail Personal NPL to &lt;5% by Q4 FY2026 via portfolio sale + credit tightening</w:t>
-      </w:r>
-    </w:p>
-    <w:p>
-      <w:pPr>
-        <w:pStyle w:val="ListBullet"/>
-        <w:spacing w:after="60"/>
-        <w:ind w:left="360"/>
-      </w:pPr>
-      <w:r>
-        <w:rPr>
-          <w:color w:val="1A1A2E"/>
-          <w:sz w:val="21"/>
-        </w:rPr>
-        <w:t>Capital plan: Rights issue MYR 1.2B (Q2 FY2025) to restore CET1 above 12%</w:t>
-      </w:r>
-    </w:p>
-    <w:p>
-      <w:pPr>
-        <w:pStyle w:val="ListBullet"/>
-        <w:spacing w:after="60"/>
-        <w:ind w:left="360"/>
-      </w:pPr>
-      <w:r>
-        <w:rPr>
-          <w:color w:val="1A1A2E"/>
-          <w:sz w:val="21"/>
-        </w:rPr>
-        <w:t>Islamic banking: New Tawarruq SME product suite; target 18% of loan book by FY2027</w:t>
-      </w:r>
-    </w:p>
-    <w:p>
-      <w:pPr>
-        <w:pStyle w:val="ListBullet"/>
-        <w:spacing w:after="60"/>
-        <w:ind w:left="360"/>
-      </w:pPr>
-      <w:r>
-        <w:rPr>
-          <w:color w:val="1A1A2E"/>
-          <w:sz w:val="21"/>
-        </w:rPr>
-        <w:t>Digital: Zava Bank Mobile 2.0 with AI spending insights; Copilot for relationship managers</w:t>
-      </w:r>
-    </w:p>
-    <w:p>
-      <w:pPr>
-        <w:pStyle w:val="ListBullet"/>
-        <w:spacing w:after="60"/>
-        <w:ind w:left="360"/>
-      </w:pPr>
-      <w:r>
-        <w:rPr>
-          <w:color w:val="1A1A2E"/>
-          <w:sz w:val="21"/>
-        </w:rPr>
-        <w:t>BNM: Quarterly regulator briefings on NPL remediation progress</w:t>
-      </w:r>
-    </w:p>
-    <w:p>
-      <w:pPr>
-        <w:spacing w:after="80"/>
-      </w:pPr>
-      <w:r>
-        <w:rPr>
-          <w:b/>
-          <w:color w:val="00878A"/>
-          <w:sz w:val="20"/>
-        </w:rPr>
-        <w:t xml:space="preserve">Key Targets: </w:t>
-      </w:r>
-      <w:r>
-        <w:rPr>
-          <w:color w:val="1A1A2E"/>
-          <w:sz w:val="20"/>
-        </w:rPr>
-        <w:t>Loan Book FY2028: MYR 38B | CET1 Target: 12.5%+ | Risk: NPL provisioning drag</w:t>
-      </w:r>
-    </w:p>
-    <w:p/>
-    <w:p>
-      <w:pPr>
-        <w:spacing w:before="200" w:after="80"/>
-      </w:pPr>
-      <w:r>
-        <w:rPr>
-          <w:b/>
-          <w:color w:val="00878A"/>
-          <w:sz w:val="26"/>
-        </w:rPr>
-        <w:t>3.5 Zava Properties</w:t>
-      </w:r>
-    </w:p>
-    <w:p>
-      <w:pPr>
-        <w:spacing w:after="100"/>
-      </w:pPr>
-      <w:r>
-        <w:rPr>
-          <w:color w:val="1A1A2E"/>
-          <w:sz w:val="21"/>
-        </w:rPr>
-        <w:t>Execute REIT IPO by FY2026; recycle MYR 5-6B capital; grow data centre portfolio to 3 assets.</w:t>
-      </w:r>
-    </w:p>
-    <w:p>
-      <w:pPr>
-        <w:pStyle w:val="ListBullet"/>
-        <w:spacing w:after="60"/>
-        <w:ind w:left="360"/>
-      </w:pPr>
-      <w:r>
-        <w:rPr>
-          <w:color w:val="1A1A2E"/>
-          <w:sz w:val="21"/>
-        </w:rPr>
-        <w:t>REIT: Appoint CIMB Islamic + Maybank IB as advisers; 12 REIT-eligible assets (MYR 8.2B gross)</w:t>
-      </w:r>
-    </w:p>
-    <w:p>
-      <w:pPr>
-        <w:pStyle w:val="ListBullet"/>
-        <w:spacing w:after="60"/>
-        <w:ind w:left="360"/>
-      </w:pPr>
-      <w:r>
-        <w:rPr>
-          <w:color w:val="1A1A2E"/>
-          <w:sz w:val="21"/>
-        </w:rPr>
-        <w:t>Data Centres: Acquire 2 additional Tier III DCs in KL + Jakarta (MYR 480M)</w:t>
-      </w:r>
-    </w:p>
-    <w:p>
-      <w:pPr>
-        <w:pStyle w:val="ListBullet"/>
-        <w:spacing w:after="60"/>
-        <w:ind w:left="360"/>
-      </w:pPr>
-      <w:r>
-        <w:rPr>
-          <w:color w:val="1A1A2E"/>
-          <w:sz w:val="21"/>
-        </w:rPr>
-        <w:t>Divest: Plaza Zava PJ, Medan office, Ladang Sri Murni staff housing (MYR 315M proceeds)</w:t>
-      </w:r>
-    </w:p>
-    <w:p>
-      <w:pPr>
-        <w:pStyle w:val="ListBullet"/>
-        <w:spacing w:after="60"/>
-        <w:ind w:left="360"/>
-      </w:pPr>
-      <w:r>
-        <w:rPr>
-          <w:color w:val="1A1A2E"/>
-          <w:sz w:val="21"/>
-        </w:rPr>
-        <w:t>Johor: Begin Iskandar mixed-use JV with MRCB (MYR 1.8B GDV)</w:t>
-      </w:r>
-    </w:p>
-    <w:p>
-      <w:pPr>
-        <w:pStyle w:val="ListBullet"/>
-        <w:spacing w:after="60"/>
-        <w:ind w:left="360"/>
-      </w:pPr>
-      <w:r>
-        <w:rPr>
-          <w:color w:val="1A1A2E"/>
-          <w:sz w:val="21"/>
-        </w:rPr>
-        <w:t>Bekasi Business Park Phase 2: +800,000 sq ft (IDR 980B)</w:t>
-      </w:r>
-    </w:p>
-    <w:p>
-      <w:pPr>
-        <w:spacing w:after="80"/>
-      </w:pPr>
-      <w:r>
-        <w:rPr>
-          <w:b/>
-          <w:color w:val="00878A"/>
-          <w:sz w:val="20"/>
-        </w:rPr>
-        <w:t xml:space="preserve">Key Targets: </w:t>
-      </w:r>
-      <w:r>
-        <w:rPr>
-          <w:color w:val="1A1A2E"/>
-          <w:sz w:val="20"/>
-        </w:rPr>
-        <w:t>REIT IPO: FY2026 | Net Proceeds: MYR 3.0-3.5B | Risk: Interest rate impact on REIT valuations</w:t>
-      </w:r>
-    </w:p>
-    <w:p/>
-    <w:p>
-      <w:pPr>
-        <w:spacing w:before="200" w:after="80"/>
-      </w:pPr>
-      <w:r>
-        <w:rPr>
-          <w:b/>
-          <w:color w:val="00878A"/>
-          <w:sz w:val="26"/>
-        </w:rPr>
-        <w:t>3.6 Zava BPO &amp; Digital</w:t>
-      </w:r>
-    </w:p>
-    <w:p>
-      <w:pPr>
-        <w:spacing w:after="100"/>
-      </w:pPr>
-      <w:r>
-        <w:rPr>
-          <w:color w:val="1A1A2E"/>
-          <w:sz w:val="21"/>
-        </w:rPr>
-        <w:t>Renew 3 at-risk contracts; deploy AI-augmented BPO; reduce Bengaluru attrition.</w:t>
-      </w:r>
-    </w:p>
-    <w:p>
-      <w:pPr>
-        <w:pStyle w:val="ListBullet"/>
-        <w:spacing w:after="60"/>
-        <w:ind w:left="360"/>
-      </w:pPr>
-      <w:r>
-        <w:rPr>
-          <w:color w:val="1A1A2E"/>
-          <w:sz w:val="21"/>
-        </w:rPr>
-        <w:t>Close Sime Darby renewal Apr 2025, Bank Mandiri Aug 2025, Pan Pacific Sep 2025</w:t>
-      </w:r>
-    </w:p>
-    <w:p>
-      <w:pPr>
-        <w:pStyle w:val="ListBullet"/>
-        <w:spacing w:after="60"/>
-        <w:ind w:left="360"/>
-      </w:pPr>
-      <w:r>
-        <w:rPr>
-          <w:color w:val="1A1A2E"/>
-          <w:sz w:val="21"/>
-        </w:rPr>
-        <w:t>M365 Copilot across all delivery centres: 22% productivity gain; share 60% with clients</w:t>
-      </w:r>
-    </w:p>
-    <w:p>
-      <w:pPr>
-        <w:pStyle w:val="ListBullet"/>
-        <w:spacing w:after="60"/>
-        <w:ind w:left="360"/>
-      </w:pPr>
-      <w:r>
-        <w:rPr>
-          <w:color w:val="1A1A2E"/>
-          <w:sz w:val="21"/>
-        </w:rPr>
-        <w:t>Win 2 new Tier 1 ASEAN clients by FY2026 (TCV MYR 85M)</w:t>
-      </w:r>
-    </w:p>
-    <w:p>
-      <w:pPr>
-        <w:pStyle w:val="ListBullet"/>
-        <w:spacing w:after="60"/>
-        <w:ind w:left="360"/>
-      </w:pPr>
-      <w:r>
-        <w:rPr>
-          <w:color w:val="1A1A2E"/>
-          <w:sz w:val="21"/>
-        </w:rPr>
-        <w:t>Bengaluru: Career pathways + hybrid work + retention bonus; target &lt;22% attrition FY2026</w:t>
-      </w:r>
-    </w:p>
-    <w:p>
-      <w:pPr>
-        <w:pStyle w:val="ListBullet"/>
-        <w:spacing w:after="60"/>
-        <w:ind w:left="360"/>
-      </w:pPr>
-      <w:r>
-        <w:rPr>
-          <w:color w:val="1A1A2E"/>
-          <w:sz w:val="21"/>
-        </w:rPr>
-        <w:t>Build proprietary BPO analytics platform on Azure + Fabric</w:t>
-      </w:r>
-    </w:p>
-    <w:p>
-      <w:pPr>
-        <w:spacing w:after="80"/>
-      </w:pPr>
-      <w:r>
-        <w:rPr>
-          <w:b/>
-          <w:color w:val="00878A"/>
-          <w:sz w:val="20"/>
-        </w:rPr>
-        <w:t xml:space="preserve">Key Targets: </w:t>
-      </w:r>
-      <w:r>
-        <w:rPr>
-          <w:color w:val="1A1A2E"/>
-          <w:sz w:val="20"/>
-        </w:rPr>
-        <w:t>Revenue FY2028: MYR 2.1B | EBITDA Target: 16-18% | Risk: Client insourcing</w:t>
-      </w:r>
-    </w:p>
-    <w:p/>
-    <w:p>
-      <w:pPr>
-        <w:spacing w:before="200" w:after="80"/>
-      </w:pPr>
-      <w:r>
-        <w:rPr>
-          <w:b/>
-          <w:color w:val="00878A"/>
-          <w:sz w:val="26"/>
-        </w:rPr>
-        <w:t>3.7 Zava Trading</w:t>
-      </w:r>
-    </w:p>
-    <w:p>
-      <w:pPr>
-        <w:spacing w:after="100"/>
-      </w:pPr>
-      <w:r>
-        <w:rPr>
-          <w:color w:val="1A1A2E"/>
-          <w:sz w:val="21"/>
-        </w:rPr>
-        <w:t>Grow structured trading to MYR 12B; enforce risk controls after coal position limit breach.</w:t>
-      </w:r>
-    </w:p>
-    <w:p>
-      <w:pPr>
-        <w:pStyle w:val="ListBullet"/>
-        <w:spacing w:after="60"/>
-        <w:ind w:left="360"/>
-      </w:pPr>
-      <w:r>
-        <w:rPr>
-          <w:color w:val="1A1A2E"/>
-          <w:sz w:val="21"/>
-        </w:rPr>
-        <w:t>Bloomberg BVAL real-time P&amp;L; reduce single counterparty cap to 10%</w:t>
-      </w:r>
-    </w:p>
-    <w:p>
-      <w:pPr>
-        <w:pStyle w:val="ListBullet"/>
-        <w:spacing w:after="60"/>
-        <w:ind w:left="360"/>
-      </w:pPr>
-      <w:r>
-        <w:rPr>
-          <w:color w:val="1A1A2E"/>
-          <w:sz w:val="21"/>
-        </w:rPr>
-        <w:t>Coal desk: Reduce Newcastle exposure; explore carbon credits transition product</w:t>
-      </w:r>
-    </w:p>
-    <w:p>
-      <w:pPr>
-        <w:pStyle w:val="ListBullet"/>
-        <w:spacing w:after="60"/>
-        <w:ind w:left="360"/>
-      </w:pPr>
-      <w:r>
-        <w:rPr>
-          <w:color w:val="1A1A2E"/>
-          <w:sz w:val="21"/>
-        </w:rPr>
-        <w:t>MDEX team: 4 to 7 traders; palm kernel oil crack spread arbitrage</w:t>
-      </w:r>
-    </w:p>
-    <w:p>
-      <w:pPr>
-        <w:pStyle w:val="ListBullet"/>
-        <w:spacing w:after="60"/>
-        <w:ind w:left="360"/>
-      </w:pPr>
-      <w:r>
-        <w:rPr>
-          <w:color w:val="1A1A2E"/>
-          <w:sz w:val="21"/>
-        </w:rPr>
-        <w:t>Resolve Glencore USD 6.8M overdue; credit insurance for non-rated counterparties</w:t>
-      </w:r>
-    </w:p>
-    <w:p>
-      <w:pPr>
-        <w:spacing w:after="80"/>
-      </w:pPr>
-      <w:r>
-        <w:rPr>
-          <w:b/>
-          <w:color w:val="00878A"/>
-          <w:sz w:val="20"/>
-        </w:rPr>
-        <w:t xml:space="preserve">Key Targets: </w:t>
-      </w:r>
-      <w:r>
-        <w:rPr>
-          <w:color w:val="1A1A2E"/>
-          <w:sz w:val="20"/>
-        </w:rPr>
-        <w:t>Revenue FY2028: MYR 12B | EBIT Margin: 1.4-1.6% | Risk: Position limit culture</w:t>
-      </w:r>
-    </w:p>
-    <w:p/>
-    <w:p>
-      <w:pPr>
-        <w:spacing w:before="200" w:after="80"/>
-      </w:pPr>
-      <w:r>
-        <w:rPr>
-          <w:b/>
-          <w:color w:val="00878A"/>
-          <w:sz w:val="26"/>
-        </w:rPr>
-        <w:t>3.8 Zava Pharma</w:t>
-      </w:r>
-    </w:p>
-    <w:p>
-      <w:pPr>
-        <w:spacing w:after="100"/>
-      </w:pPr>
-      <w:r>
-        <w:rPr>
-          <w:color w:val="1A1A2E"/>
-          <w:sz w:val="21"/>
-        </w:rPr>
-        <w:t>Launch Sitagliptin + Rosuvastatin generics by FY2026; expand to Vietnam/Philippines; MYR 500M revenue by FY2028.</w:t>
-      </w:r>
-    </w:p>
-    <w:p>
-      <w:pPr>
-        <w:pStyle w:val="ListBullet"/>
-        <w:spacing w:after="60"/>
-        <w:ind w:left="360"/>
-      </w:pPr>
-      <w:r>
-        <w:rPr>
-          <w:color w:val="1A1A2E"/>
-          <w:sz w:val="21"/>
-        </w:rPr>
-        <w:t>Sitagliptin: BPfK submission Q2 FY2025; BPOM Q3 FY2025</w:t>
-      </w:r>
-    </w:p>
-    <w:p>
-      <w:pPr>
-        <w:pStyle w:val="ListBullet"/>
-        <w:spacing w:after="60"/>
-        <w:ind w:left="360"/>
-      </w:pPr>
-      <w:r>
-        <w:rPr>
-          <w:color w:val="1A1A2E"/>
-          <w:sz w:val="21"/>
-        </w:rPr>
-        <w:t>Rosuvastatin: Recover 4-month trial delay; BPfK submission Q4 FY2026</w:t>
-      </w:r>
-    </w:p>
-    <w:p>
-      <w:pPr>
-        <w:pStyle w:val="ListBullet"/>
-        <w:spacing w:after="60"/>
-        <w:ind w:left="360"/>
-      </w:pPr>
-      <w:r>
-        <w:rPr>
-          <w:color w:val="1A1A2E"/>
-          <w:sz w:val="21"/>
-        </w:rPr>
-        <w:t>ASEAN expansion: Register top 5 products in Vietnam (DAV) + Philippines (FDA) by FY2026</w:t>
-      </w:r>
-    </w:p>
-    <w:p>
-      <w:pPr>
-        <w:pStyle w:val="ListBullet"/>
-        <w:spacing w:after="60"/>
-        <w:ind w:left="360"/>
-      </w:pPr>
-      <w:r>
-        <w:rPr>
-          <w:color w:val="1A1A2E"/>
-          <w:sz w:val="21"/>
-        </w:rPr>
-        <w:t>OTC: ZavaVit Kids + ZavaDerm skincare launch (MYR 45M incremental FY2026)</w:t>
-      </w:r>
-    </w:p>
-    <w:p>
-      <w:pPr>
-        <w:pStyle w:val="ListBullet"/>
-        <w:spacing w:after="60"/>
-        <w:ind w:left="360"/>
-      </w:pPr>
-      <w:r>
-        <w:rPr>
-          <w:color w:val="1A1A2E"/>
-          <w:sz w:val="21"/>
-        </w:rPr>
-        <w:t>Biosimilar: MYR 26M Adalimumab investment; CAR-T partnership with UM Medical Centre</w:t>
-      </w:r>
-    </w:p>
-    <w:p>
-      <w:pPr>
-        <w:spacing w:after="80"/>
-      </w:pPr>
-      <w:r>
-        <w:rPr>
-          <w:b/>
-          <w:color w:val="00878A"/>
-          <w:sz w:val="20"/>
-        </w:rPr>
-        <w:t xml:space="preserve">Key Targets: </w:t>
-      </w:r>
-      <w:r>
-        <w:rPr>
-          <w:color w:val="1A1A2E"/>
-          <w:sz w:val="20"/>
-        </w:rPr>
-        <w:t>Revenue FY2028: MYR 500M | R&amp;D: 8% of revenue | Risk: BE study delays, BPOM timeline</w:t>
-      </w:r>
-    </w:p>
-    <w:p/>
-    <w:p>
-      <w:pPr>
-        <w:spacing w:before="200" w:after="80"/>
-      </w:pPr>
-      <w:r>
-        <w:rPr>
-          <w:b/>
-          <w:color w:val="00878A"/>
-          <w:sz w:val="26"/>
-        </w:rPr>
-        <w:t>3.9 Zava Healthcare</w:t>
-      </w:r>
-    </w:p>
-    <w:p>
-      <w:pPr>
-        <w:spacing w:after="100"/>
-      </w:pPr>
-      <w:r>
-        <w:rPr>
-          <w:color w:val="1A1A2E"/>
-          <w:sz w:val="21"/>
-        </w:rPr>
-        <w:t>Complete minimum 2 of 4 M&amp;A targets by FY2026; grow from 10 to 16 hospitals by FY2028.</w:t>
-      </w:r>
-    </w:p>
-    <w:p>
-      <w:pPr>
-        <w:pStyle w:val="ListBullet"/>
-        <w:spacing w:after="60"/>
-        <w:ind w:left="360"/>
-      </w:pPr>
-      <w:r>
-        <w:rPr>
-          <w:color w:val="1A1A2E"/>
-          <w:sz w:val="21"/>
-        </w:rPr>
-        <w:t>PrimeCare Holdings (MY, MYR 1.2B): Complete acquisition Q4 FY2025</w:t>
-      </w:r>
-    </w:p>
-    <w:p>
-      <w:pPr>
-        <w:pStyle w:val="ListBullet"/>
-        <w:spacing w:after="60"/>
-        <w:ind w:left="360"/>
-      </w:pPr>
-      <w:r>
-        <w:rPr>
-          <w:color w:val="1A1A2E"/>
-          <w:sz w:val="21"/>
-        </w:rPr>
-        <w:t>IndoMed Group (ID): Evaluate for FY2026 acquisition</w:t>
-      </w:r>
-    </w:p>
-    <w:p>
-      <w:pPr>
-        <w:pStyle w:val="ListBullet"/>
-        <w:spacing w:after="60"/>
-        <w:ind w:left="360"/>
-      </w:pPr>
-      <w:r>
-        <w:rPr>
-          <w:color w:val="1A1A2E"/>
-          <w:sz w:val="21"/>
-        </w:rPr>
-        <w:t>JCI accreditation for 4 flagship hospitals by FY2026</w:t>
-      </w:r>
-    </w:p>
-    <w:p>
-      <w:pPr>
-        <w:pStyle w:val="ListBullet"/>
-        <w:spacing w:after="60"/>
-        <w:ind w:left="360"/>
-      </w:pPr>
-      <w:r>
-        <w:rPr>
-          <w:color w:val="1A1A2E"/>
-          <w:sz w:val="21"/>
-        </w:rPr>
-        <w:t>Zava Health app: 500,000 active users by FY2027</w:t>
-      </w:r>
-    </w:p>
-    <w:p>
-      <w:pPr>
-        <w:pStyle w:val="ListBullet"/>
-        <w:spacing w:after="60"/>
-        <w:ind w:left="360"/>
-      </w:pPr>
-      <w:r>
-        <w:rPr>
-          <w:color w:val="1A1A2E"/>
-          <w:sz w:val="21"/>
-        </w:rPr>
-        <w:t>BPO synergy: Revenue cycle management for all 10 hospitals (MYR 28M savings)</w:t>
-      </w:r>
-    </w:p>
-    <w:p>
-      <w:pPr>
-        <w:spacing w:after="80"/>
-      </w:pPr>
-      <w:r>
-        <w:rPr>
-          <w:b/>
-          <w:color w:val="00878A"/>
-          <w:sz w:val="20"/>
-        </w:rPr>
-        <w:t xml:space="preserve">Key Targets: </w:t>
-      </w:r>
-      <w:r>
-        <w:rPr>
-          <w:color w:val="1A1A2E"/>
-          <w:sz w:val="20"/>
-        </w:rPr>
-        <w:t>Hospitals FY2028: 16 | Revenue FY2028: MYR 5.2B | Risk: Integration complexity, nursing shortage</w:t>
-      </w:r>
-    </w:p>
-    <w:p/>
-    <w:p>
-      <w:pPr>
-        <w:spacing w:before="200" w:after="80"/>
-      </w:pPr>
-      <w:r>
-        <w:rPr>
-          <w:b/>
-          <w:color w:val="00878A"/>
-          <w:sz w:val="26"/>
-        </w:rPr>
-        <w:t>3.10 Zava Retail &amp; Hospitality</w:t>
-      </w:r>
-    </w:p>
-    <w:p>
-      <w:pPr>
-        <w:spacing w:after="100"/>
-      </w:pPr>
-      <w:r>
-        <w:rPr>
-          <w:color w:val="1A1A2E"/>
-          <w:sz w:val="21"/>
-        </w:rPr>
-        <w:t>Grow hotel occupancy to 82% average by FY2027; revitalise Zava Mall; F&amp;B franchise expansion in Indonesia.</w:t>
-      </w:r>
-    </w:p>
-    <w:p>
-      <w:pPr>
-        <w:pStyle w:val="ListBullet"/>
-        <w:spacing w:after="60"/>
-        <w:ind w:left="360"/>
-      </w:pPr>
-      <w:r>
-        <w:rPr>
-          <w:color w:val="1A1A2E"/>
-          <w:sz w:val="21"/>
-        </w:rPr>
-        <w:t>Zava Mall Bukit Bintang: MYR 95M tenant rejuvenation; target 95% occupancy FY2026</w:t>
-      </w:r>
-    </w:p>
-    <w:p>
-      <w:pPr>
-        <w:pStyle w:val="ListBullet"/>
-        <w:spacing w:after="60"/>
-        <w:ind w:left="360"/>
-      </w:pPr>
-      <w:r>
-        <w:rPr>
-          <w:color w:val="1A1A2E"/>
-          <w:sz w:val="21"/>
-        </w:rPr>
-        <w:t>The Zava Hotel KL: Marriott Autograph Collection rebrand discussions ongoing</w:t>
-      </w:r>
-    </w:p>
-    <w:p>
-      <w:pPr>
-        <w:pStyle w:val="ListBullet"/>
-        <w:spacing w:after="60"/>
-        <w:ind w:left="360"/>
-      </w:pPr>
-      <w:r>
-        <w:rPr>
-          <w:color w:val="1A1A2E"/>
-          <w:sz w:val="21"/>
-        </w:rPr>
-        <w:t>Bali resort: 40 additional villas (IDR 280B capex)</w:t>
-      </w:r>
-    </w:p>
-    <w:p>
-      <w:pPr>
-        <w:pStyle w:val="ListBullet"/>
-        <w:spacing w:after="60"/>
-        <w:ind w:left="360"/>
-      </w:pPr>
-      <w:r>
-        <w:rPr>
-          <w:color w:val="1A1A2E"/>
-          <w:sz w:val="21"/>
-        </w:rPr>
-        <w:t>F&amp;B: Launch Zava Kitchen franchise 25 outlets in Jabodetabek by FY2027</w:t>
-      </w:r>
-    </w:p>
-    <w:p>
-      <w:pPr>
-        <w:pStyle w:val="ListBullet"/>
-        <w:spacing w:after="60"/>
-        <w:ind w:left="360"/>
-      </w:pPr>
-      <w:r>
-        <w:rPr>
-          <w:color w:val="1A1A2E"/>
-          <w:sz w:val="21"/>
-        </w:rPr>
-        <w:t>E-commerce: Omnichannel platform (Lazada + Shopee + Zava.com); MYR 180M GMV target FY2026</w:t>
-      </w:r>
-    </w:p>
-    <w:p>
-      <w:pPr>
-        <w:spacing w:after="80"/>
-      </w:pPr>
-      <w:r>
-        <w:rPr>
-          <w:b/>
-          <w:color w:val="00878A"/>
-          <w:sz w:val="20"/>
-        </w:rPr>
-        <w:t xml:space="preserve">Key Targets: </w:t>
-      </w:r>
-      <w:r>
-        <w:rPr>
-          <w:color w:val="1A1A2E"/>
-          <w:sz w:val="20"/>
-        </w:rPr>
-        <w:t>RevPAR FY2028: MYR 510 (MY), USD 165 (Bali) | Revenue FY2028: MYR 2.4B</w:t>
-      </w:r>
-    </w:p>
-    <w:p/>
-    <w:p>
-      <w:pPr>
-        <w:spacing w:before="200" w:after="80"/>
-      </w:pPr>
-      <w:r>
-        <w:rPr>
-          <w:b/>
-          <w:color w:val="00878A"/>
-          <w:sz w:val="26"/>
-        </w:rPr>
-        <w:t>3.11 Group Holdings &amp; Corporate</w:t>
-      </w:r>
-    </w:p>
-    <w:p>
-      <w:pPr>
-        <w:spacing w:after="100"/>
-      </w:pPr>
-      <w:r>
-        <w:rPr>
-          <w:color w:val="1A1A2E"/>
-          <w:sz w:val="21"/>
-        </w:rPr>
-        <w:t>Optimise holding structure; manage GLC stakes; complete M365 Copilot deployment.</w:t>
-      </w:r>
-    </w:p>
-    <w:p>
-      <w:pPr>
-        <w:pStyle w:val="ListBullet"/>
-        <w:spacing w:after="60"/>
-        <w:ind w:left="360"/>
-      </w:pPr>
-      <w:r>
-        <w:rPr>
-          <w:color w:val="1A1A2E"/>
-          <w:sz w:val="21"/>
-        </w:rPr>
-        <w:t>M365 Copilot: Full deployment to 15,000 knowledge workers by Q3 FY2025</w:t>
-      </w:r>
-    </w:p>
-    <w:p>
-      <w:pPr>
-        <w:pStyle w:val="ListBullet"/>
-        <w:spacing w:after="60"/>
-        <w:ind w:left="360"/>
-      </w:pPr>
-      <w:r>
-        <w:rPr>
-          <w:color w:val="1A1A2E"/>
-          <w:sz w:val="21"/>
-        </w:rPr>
-        <w:t>GLC: Manage 3 listed associates (book value MYR 4.2B); evaluate partial divestment</w:t>
-      </w:r>
-    </w:p>
-    <w:p>
-      <w:pPr>
-        <w:pStyle w:val="ListBullet"/>
-        <w:spacing w:after="60"/>
-        <w:ind w:left="360"/>
-      </w:pPr>
-      <w:r>
-        <w:rPr>
-          <w:color w:val="1A1A2E"/>
-          <w:sz w:val="21"/>
-        </w:rPr>
-        <w:t>Governance: Dual listing (Bursa + IDX) compliance; explore SGX dual-primary listing FY2027</w:t>
-      </w:r>
-    </w:p>
-    <w:p>
-      <w:pPr>
-        <w:pStyle w:val="ListBullet"/>
-        <w:spacing w:after="60"/>
-        <w:ind w:left="360"/>
-      </w:pPr>
-      <w:r>
-        <w:rPr>
-          <w:color w:val="1A1A2E"/>
-          <w:sz w:val="21"/>
-        </w:rPr>
-        <w:t>Group services: Consolidate treasury, tax, legal, IT in KL HQ</w:t>
-      </w:r>
-    </w:p>
-    <w:p>
-      <w:pPr>
-        <w:spacing w:after="80"/>
-      </w:pPr>
-      <w:r>
-        <w:rPr>
-          <w:b/>
-          <w:color w:val="00878A"/>
-          <w:sz w:val="20"/>
-        </w:rPr>
-        <w:t xml:space="preserve">Key Targets: </w:t>
-      </w:r>
-      <w:r>
-        <w:rPr>
-          <w:color w:val="1A1A2E"/>
-          <w:sz w:val="20"/>
-        </w:rPr>
-        <w:t>Group overhead target: &lt;1.8% of revenue | Digital ROI: 15% productivity uplift FY2026</w:t>
-      </w:r>
-    </w:p>
-    <w:p/>
-    <w:p>
-      <w:r>
-        <w:br w:type="page"/>
-      </w:r>
-    </w:p>
-    <w:p>
-      <w:pPr>
-        <w:spacing w:before="360" w:after="120"/>
-      </w:pPr>
       <w:r>
         <w:rPr>
           <w:b/>
           <w:color w:val="1F2D55"/>
           <w:sz w:val="32"/>
         </w:rPr>
-        <w:t>Section 4: Digital Transformation Agenda</w:t>
-      </w:r>
-    </w:p>
-    <w:p>
-      <w:pPr>
-        <w:spacing w:after="100"/>
-      </w:pPr>
-      <w:r>
-        <w:rPr>
-          <w:color w:val="1A1A2E"/>
-          <w:sz w:val="21"/>
-        </w:rPr>
-        <w:t>The MYR 1.4B digital investment over FY2025-2027 is anchored on three platforms: Microsoft 365 (productivity &amp; AI), SAP S/4HANA (ERP), and Microsoft Azure Fabric (data &amp; analytics).</w:t>
-      </w:r>
-    </w:p>
-    <w:p>
-      <w:pPr>
-        <w:spacing w:before="200" w:after="80"/>
-      </w:pPr>
-      <w:r>
-        <w:rPr>
-          <w:b/>
-          <w:color w:val="00878A"/>
-          <w:sz w:val="26"/>
-        </w:rPr>
-        <w:t>4.1 M365 Copilot Deployment</w:t>
-      </w:r>
-    </w:p>
-    <w:p>
-      <w:pPr>
-        <w:pStyle w:val="ListBullet"/>
-        <w:spacing w:after="60"/>
-        <w:ind w:left="360"/>
-      </w:pPr>
-      <w:r>
-        <w:rPr>
-          <w:color w:val="1A1A2E"/>
-          <w:sz w:val="21"/>
-        </w:rPr>
-        <w:t>Phase 1 Q1 FY2025: Group Holdings, Zava Bank, Properties -- 3,200 seats</w:t>
-      </w:r>
-    </w:p>
-    <w:p>
-      <w:pPr>
-        <w:pStyle w:val="ListBullet"/>
-        <w:spacing w:after="60"/>
-        <w:ind w:left="360"/>
-      </w:pPr>
-      <w:r>
-        <w:rPr>
-          <w:color w:val="1A1A2E"/>
-          <w:sz w:val="21"/>
-        </w:rPr>
-        <w:t>Phase 2 Q2 FY2025: Chemicals, Manufacturing, Pharma, Healthcare -- 5,800 seats</w:t>
-      </w:r>
-    </w:p>
-    <w:p>
-      <w:pPr>
-        <w:pStyle w:val="ListBullet"/>
-        <w:spacing w:after="60"/>
-        <w:ind w:left="360"/>
-      </w:pPr>
-      <w:r>
-        <w:rPr>
-          <w:color w:val="1A1A2E"/>
-          <w:sz w:val="21"/>
-        </w:rPr>
-        <w:t>Phase 3 Q3 FY2025: Agribusiness mgmt, BPO, Trading, Retail -- 6,000 seats</w:t>
-      </w:r>
-    </w:p>
-    <w:p>
-      <w:pPr>
-        <w:pStyle w:val="ListBullet"/>
-        <w:spacing w:after="60"/>
-        <w:ind w:left="360"/>
-      </w:pPr>
-      <w:r>
-        <w:rPr>
-          <w:color w:val="1A1A2E"/>
-          <w:sz w:val="21"/>
-        </w:rPr>
-        <w:t>Total: ~15,000 M365 Copilot seats + Copilot Chat (free) for remaining employees</w:t>
-      </w:r>
-    </w:p>
-    <w:p>
-      <w:pPr>
-        <w:pStyle w:val="ListBullet"/>
-        <w:spacing w:after="60"/>
-        <w:ind w:left="360"/>
-      </w:pPr>
-      <w:r>
-        <w:rPr>
-          <w:color w:val="1A1A2E"/>
-          <w:sz w:val="21"/>
-        </w:rPr>
-        <w:t>120 AI Champions across 11 divisions; monthly Copilot Impact Review chaired by Group CSO</w:t>
-      </w:r>
-    </w:p>
-    <w:p>
-      <w:pPr>
-        <w:spacing w:before="200" w:after="80"/>
-      </w:pPr>
-      <w:r>
-        <w:rPr>
-          <w:b/>
-          <w:color w:val="00878A"/>
-          <w:sz w:val="26"/>
-        </w:rPr>
-        <w:t>4.2 SAP S/4HANA ERP Harmonisation</w:t>
-      </w:r>
-    </w:p>
-    <w:p>
-      <w:pPr>
-        <w:spacing w:after="100"/>
-      </w:pPr>
-      <w:r>
-        <w:rPr>
-          <w:color w:val="1A1A2E"/>
-          <w:sz w:val="21"/>
-        </w:rPr>
-        <w:t>Currently 7 different ERP systems across divisions. S/4HANA Cloud Private Edition rollout: Chemicals FY2025, Manufacturing FY2026, full Group by FY2028. Integration with Azure Data Lake creates unified Group data estate.</w:t>
-      </w:r>
-    </w:p>
-    <w:p>
-      <w:pPr>
-        <w:spacing w:before="200" w:after="80"/>
-      </w:pPr>
-      <w:r>
-        <w:rPr>
-          <w:b/>
-          <w:color w:val="00878A"/>
-          <w:sz w:val="26"/>
-        </w:rPr>
-        <w:t>4.3 Microsoft Fabric Analytics Platform</w:t>
-      </w:r>
-    </w:p>
-    <w:p>
-      <w:pPr>
-        <w:pStyle w:val="ListBullet"/>
-        <w:spacing w:after="60"/>
-        <w:ind w:left="360"/>
-      </w:pPr>
-      <w:r>
-        <w:rPr>
-          <w:color w:val="1A1A2E"/>
-          <w:sz w:val="21"/>
-        </w:rPr>
-        <w:t>Real-time Group financial dashboard for CFO and divisional CFOs</w:t>
-      </w:r>
-    </w:p>
-    <w:p>
-      <w:pPr>
-        <w:pStyle w:val="ListBullet"/>
-        <w:spacing w:after="60"/>
-        <w:ind w:left="360"/>
-      </w:pPr>
-      <w:r>
-        <w:rPr>
-          <w:color w:val="1A1A2E"/>
-          <w:sz w:val="21"/>
-        </w:rPr>
-        <w:t>ESG data aggregation for automated GRI/TCFD reporting</w:t>
-      </w:r>
-    </w:p>
-    <w:p>
-      <w:pPr>
-        <w:pStyle w:val="ListBullet"/>
-        <w:spacing w:after="60"/>
-        <w:ind w:left="360"/>
-      </w:pPr>
-      <w:r>
-        <w:rPr>
-          <w:color w:val="1A1A2E"/>
-          <w:sz w:val="21"/>
-        </w:rPr>
-        <w:t>Predictive maintenance analytics for Nilai and Cilegon plants</w:t>
-      </w:r>
-    </w:p>
-    <w:p>
-      <w:pPr>
-        <w:pStyle w:val="ListBullet"/>
-        <w:spacing w:after="60"/>
-        <w:ind w:left="360"/>
-      </w:pPr>
-      <w:r>
-        <w:rPr>
-          <w:color w:val="1A1A2E"/>
-          <w:sz w:val="21"/>
-        </w:rPr>
-        <w:t>Attrition prediction model for Agribusiness and BPO</w:t>
-      </w:r>
-    </w:p>
-    <w:p>
-      <w:pPr>
-        <w:pStyle w:val="ListBullet"/>
-        <w:spacing w:after="60"/>
-        <w:ind w:left="360"/>
-      </w:pPr>
-      <w:r>
-        <w:rPr>
-          <w:color w:val="1A1A2E"/>
-          <w:sz w:val="21"/>
-        </w:rPr>
-        <w:t>Copilot Chat (Work) grounded on Group SharePoint for senior leadership natural language queries</w:t>
+        <w:t>Section 5: Digital Transformation Roadmap</w:t>
       </w:r>
     </w:p>
     <w:p>
       <w:r>
-        <w:br w:type="page"/>
+        <w:rPr>
+          <w:b w:val="0"/>
+          <w:i w:val="0"/>
+          <w:sz w:val="22"/>
+        </w:rPr>
+        <w:t>Phase 1 (FY2026): Microsoft 365 Copilot rollout to ~12,000 C4+ staff; foundational data platform on Microsoft Fabric; Power Platform citizen developer programme.</w:t>
       </w:r>
     </w:p>
     <w:p>
-      <w:pPr>
-        <w:spacing w:before="360" w:after="120"/>
-      </w:pPr>
+      <w:r>
+        <w:rPr>
+          <w:b w:val="0"/>
+          <w:i w:val="0"/>
+          <w:sz w:val="22"/>
+        </w:rPr>
+        <w:t>Phase 2 (FY2027): ERP harmonisation programme — S/4HANA cloud migration for 6 of 11 divisions; shared services consolidation in KL + Jakarta; agentic AI for finance + HR.</w:t>
+      </w:r>
+    </w:p>
+    <w:p>
+      <w:r>
+        <w:rPr>
+          <w:b w:val="0"/>
+          <w:i w:val="0"/>
+          <w:sz w:val="22"/>
+        </w:rPr>
+        <w:t>Phase 3 (FY2028-2030): Industry-specific AI agents (plantation yield, bank credit, hospital scheduling, manufacturing OEE); customer-facing AI products in BPO + Pharma.</w:t>
+      </w:r>
+    </w:p>
+    <w:p>
       <w:r>
         <w:rPr>
           <w:b/>
           <w:color w:val="1F2D55"/>
           <w:sz w:val="32"/>
         </w:rPr>
-        <w:t>Section 5: ESG &amp; Sustainability Strategy</w:t>
-      </w:r>
-    </w:p>
-    <w:p>
-      <w:pPr>
-        <w:spacing w:after="100"/>
-      </w:pPr>
-      <w:r>
-        <w:rPr>
-          <w:color w:val="1A1A2E"/>
-          <w:sz w:val="21"/>
-        </w:rPr>
-        <w:t>ESG sits at the core of Zava Forward 2030. Investors, lenders, and regulators expect material ESG performance as a licence to operate. The Group reports under GRI Standards and TCFD framework.</w:t>
-      </w:r>
-    </w:p>
-    <w:p>
-      <w:pPr>
-        <w:spacing w:before="200" w:after="80"/>
-      </w:pPr>
-      <w:r>
-        <w:rPr>
-          <w:b/>
-          <w:color w:val="00878A"/>
-          <w:sz w:val="26"/>
-        </w:rPr>
-        <w:t>5.1 Climate Targets</w:t>
-      </w:r>
-    </w:p>
-    <w:p>
-      <w:pPr>
-        <w:spacing w:after="80"/>
-      </w:pPr>
-      <w:r>
-        <w:rPr>
-          <w:b/>
-          <w:color w:val="00878A"/>
-          <w:sz w:val="20"/>
-        </w:rPr>
-        <w:t xml:space="preserve">Targets: </w:t>
-      </w:r>
-      <w:r>
-        <w:rPr>
-          <w:color w:val="1A1A2E"/>
-          <w:sz w:val="20"/>
-        </w:rPr>
-        <w:t>Net Zero Scope 1+2 by 2050 | 45% GHG reduction by 2030 vs FY2020 | EUDR compliant Dec 2025 | 100% RSPO certified FY2026 | Zero new peatland development</w:t>
-      </w:r>
-    </w:p>
-    <w:p>
-      <w:pPr>
-        <w:spacing w:before="200" w:after="80"/>
-      </w:pPr>
-      <w:r>
-        <w:rPr>
-          <w:b/>
-          <w:color w:val="00878A"/>
-          <w:sz w:val="26"/>
-        </w:rPr>
-        <w:t>5.2 EUDR Compliance Roadmap</w:t>
+        <w:t>Section 6: Risk to Strategy Delivery</w:t>
       </w:r>
     </w:p>
     <w:p>
       <w:pPr>
         <w:pStyle w:val="ListBullet"/>
-        <w:spacing w:after="60"/>
-        <w:ind w:left="360"/>
       </w:pPr>
       <w:r>
         <w:rPr>
-          <w:color w:val="1A1A2E"/>
-          <w:sz w:val="21"/>
+          <w:sz w:val="22"/>
         </w:rPr>
-        <w:t>Q1 FY2025: GPS geolocation boundary mapping for all 12 estates (73,420 ha)</w:t>
+        <w:t>FY2025 EBITDA miss (-19% vs Budget) compresses cash for capex/M&amp;A</w:t>
       </w:r>
     </w:p>
     <w:p>
       <w:pPr>
         <w:pStyle w:val="ListBullet"/>
-        <w:spacing w:after="60"/>
-        <w:ind w:left="360"/>
       </w:pPr>
       <w:r>
         <w:rPr>
-          <w:color w:val="1A1A2E"/>
-          <w:sz w:val="21"/>
+          <w:sz w:val="22"/>
         </w:rPr>
-        <w:t>Q2 FY2025: Deforestation-free declarations for all 7 MY estates to EU importers</w:t>
+        <w:t>Lender covenant pressure (Net Debt/EBITDA approaching 4.0x) constrains balance sheet</w:t>
       </w:r>
     </w:p>
     <w:p>
       <w:pPr>
         <w:pStyle w:val="ListBullet"/>
-        <w:spacing w:after="60"/>
-        <w:ind w:left="360"/>
       </w:pPr>
       <w:r>
         <w:rPr>
-          <w:color w:val="1A1A2E"/>
-          <w:sz w:val="21"/>
+          <w:sz w:val="22"/>
         </w:rPr>
-        <w:t>Q3 FY2025: Lestari (East Kalimantan) EUDR risk assessment -- 8,200 ha peat critical</w:t>
+        <w:t>EUDR compliance — Lestari estate must transition by Dec 2025 to avoid EU export ban</w:t>
       </w:r>
     </w:p>
     <w:p>
       <w:pPr>
         <w:pStyle w:val="ListBullet"/>
-        <w:spacing w:after="60"/>
-        <w:ind w:left="360"/>
       </w:pPr>
       <w:r>
         <w:rPr>
-          <w:color w:val="1A1A2E"/>
-          <w:sz w:val="21"/>
+          <w:sz w:val="22"/>
         </w:rPr>
-        <w:t>Q4 FY2025: All estates EUDR compliant; Lestari peat rewetting plan submitted to KLHK</w:t>
+        <w:t>Cilegon enforcement — risk of plant licence non-renewal if BPOM corrective actions slip</w:t>
       </w:r>
     </w:p>
     <w:p>
       <w:pPr>
         <w:pStyle w:val="ListBullet"/>
-        <w:spacing w:after="60"/>
-        <w:ind w:left="360"/>
       </w:pPr>
       <w:r>
         <w:rPr>
-          <w:color w:val="1A1A2E"/>
-          <w:sz w:val="21"/>
-        </w:rPr>
-        <w:t>FY2026: EUDR compliance cascaded to all independent smallholders supplying Zava mills</w:t>
-      </w:r>
-    </w:p>
-    <w:p>
-      <w:pPr>
-        <w:spacing w:before="200" w:after="80"/>
-      </w:pPr>
-      <w:r>
-        <w:rPr>
-          <w:b/>
-          <w:color w:val="00878A"/>
-          <w:sz w:val="26"/>
-        </w:rPr>
-        <w:t>5.3 M&amp;A Sustainability Screen</w:t>
-      </w:r>
-    </w:p>
-    <w:p>
-      <w:pPr>
-        <w:spacing w:after="100"/>
-      </w:pPr>
-      <w:r>
-        <w:rPr>
-          <w:color w:val="1A1A2E"/>
-          <w:sz w:val="21"/>
-        </w:rPr>
-        <w:t>All M&amp;A targets must pass ESG due diligence before exclusive negotiations. Automatic exclusion: peatland &gt;0.5m depth without restoration plan; unresolved RSPO suspension &gt;12 months; confirmed child/forced labour without remediation; OFAC/EU/UN sanctions exposure.</w:t>
-      </w:r>
-    </w:p>
-    <w:p>
-      <w:r>
-        <w:br w:type="page"/>
-      </w:r>
-    </w:p>
-    <w:p>
-      <w:pPr>
-        <w:spacing w:before="360" w:after="120"/>
-      </w:pPr>
-      <w:r>
-        <w:rPr>
-          <w:b/>
-          <w:color w:val="1F2D55"/>
-          <w:sz w:val="32"/>
-        </w:rPr>
-        <w:t>Section 6: Talent &amp; People Strategy</w:t>
-      </w:r>
-    </w:p>
-    <w:p>
-      <w:pPr>
-        <w:spacing w:after="100"/>
-      </w:pPr>
-      <w:r>
-        <w:rPr>
-          <w:color w:val="1A1A2E"/>
-          <w:sz w:val="21"/>
-        </w:rPr>
-        <w:t>87,000 employees are Zava's most important asset. Three critical challenges: plantation attrition, BPO churn, and building digital/AI capability at scale.</w:t>
-      </w:r>
-    </w:p>
-    <w:p>
-      <w:pPr>
-        <w:spacing w:before="200" w:after="80"/>
-      </w:pPr>
-      <w:r>
-        <w:rPr>
-          <w:b/>
-          <w:color w:val="00878A"/>
-          <w:sz w:val="26"/>
-        </w:rPr>
-        <w:t>6.1 Attrition Interventions</w:t>
-      </w:r>
-    </w:p>
-    <w:p>
-      <w:pPr>
-        <w:spacing w:before="160" w:after="40"/>
-      </w:pPr>
-      <w:r>
-        <w:rPr>
-          <w:b/>
-          <w:color w:val="1A1A2E"/>
           <w:sz w:val="22"/>
         </w:rPr>
-        <w:t>Zava Agribusiness (Plantation): 26.1% -&gt; target &lt;18%</w:t>
-      </w:r>
-    </w:p>
-    <w:p>
-      <w:pPr>
-        <w:spacing w:after="100"/>
-      </w:pPr>
-      <w:r>
-        <w:rPr>
-          <w:color w:val="1A1A2E"/>
-          <w:sz w:val="21"/>
-        </w:rPr>
-        <w:t>Modernise worker housing to Grade A by FY2026; quarterly performance bonus; mobile app for field operations; Ladang Zava Academy for estate manager career progression.</w:t>
-      </w:r>
-    </w:p>
-    <w:p>
-      <w:pPr>
-        <w:spacing w:before="160" w:after="40"/>
-      </w:pPr>
-      <w:r>
-        <w:rPr>
-          <w:b/>
-          <w:color w:val="1A1A2E"/>
-          <w:sz w:val="22"/>
-        </w:rPr>
-        <w:t>Zava BPO Bengaluru: 31.2% -&gt; target &lt;22%</w:t>
-      </w:r>
-    </w:p>
-    <w:p>
-      <w:pPr>
-        <w:spacing w:after="100"/>
-      </w:pPr>
-      <w:r>
-        <w:rPr>
-          <w:color w:val="1A1A2E"/>
-          <w:sz w:val="21"/>
-        </w:rPr>
-        <w:t>Hybrid work 3 days in-office; fast-track internal promotion; M365 Copilot as staff differentiator; salary at Infosys/Wipro benchmark +8% premium.</w:t>
-      </w:r>
-    </w:p>
-    <w:p>
-      <w:pPr>
-        <w:spacing w:before="160" w:after="40"/>
-      </w:pPr>
-      <w:r>
-        <w:rPr>
-          <w:b/>
-          <w:color w:val="1A1A2E"/>
-          <w:sz w:val="22"/>
-        </w:rPr>
-        <w:t>Zava Manufacturing Nilai: 18.8% -&gt; target &lt;15%</w:t>
-      </w:r>
-    </w:p>
-    <w:p>
-      <w:pPr>
-        <w:spacing w:after="100"/>
-      </w:pPr>
-      <w:r>
-        <w:rPr>
-          <w:color w:val="1A1A2E"/>
-          <w:sz w:val="21"/>
-        </w:rPr>
-        <w:t>Resolve OEE crisis and plant instability first; communicate capex commitment; OEE recovery performance bonus; upskilling in predictive maintenance.</w:t>
-      </w:r>
-    </w:p>
-    <w:p>
-      <w:pPr>
-        <w:spacing w:before="200" w:after="80"/>
-      </w:pPr>
-      <w:r>
-        <w:rPr>
-          <w:b/>
-          <w:color w:val="00878A"/>
-          <w:sz w:val="26"/>
-        </w:rPr>
-        <w:t>6.2 Digital &amp; AI Capability Building</w:t>
+        <w:t>BNM oversight — retail personal NPL breach may attract additional capital requirement</w:t>
       </w:r>
     </w:p>
     <w:p>
       <w:pPr>
         <w:pStyle w:val="ListBullet"/>
-        <w:spacing w:after="60"/>
-        <w:ind w:left="360"/>
       </w:pPr>
       <w:r>
         <w:rPr>
-          <w:color w:val="1A1A2E"/>
-          <w:sz w:val="21"/>
+          <w:sz w:val="22"/>
         </w:rPr>
-        <w:t>120 AI Champions across 11 divisions -- certified by Microsoft</w:t>
-      </w:r>
-    </w:p>
-    <w:p>
-      <w:pPr>
-        <w:pStyle w:val="ListBullet"/>
-        <w:spacing w:after="60"/>
-        <w:ind w:left="360"/>
-      </w:pPr>
-      <w:r>
-        <w:rPr>
-          <w:color w:val="1A1A2E"/>
-          <w:sz w:val="21"/>
-        </w:rPr>
-        <w:t>Mandatory 8-hour M365 Copilot training for all 15,000 knowledge workers by Q3 FY2025</w:t>
-      </w:r>
-    </w:p>
-    <w:p>
-      <w:pPr>
-        <w:pStyle w:val="ListBullet"/>
-        <w:spacing w:after="60"/>
-        <w:ind w:left="360"/>
-      </w:pPr>
-      <w:r>
-        <w:rPr>
-          <w:color w:val="1A1A2E"/>
-          <w:sz w:val="21"/>
-        </w:rPr>
-        <w:t>5,000 managers complete Power BI + Fabric fundamentals by FY2026</w:t>
-      </w:r>
-    </w:p>
-    <w:p>
-      <w:pPr>
-        <w:pStyle w:val="ListBullet"/>
-        <w:spacing w:after="60"/>
-        <w:ind w:left="360"/>
-      </w:pPr>
-      <w:r>
-        <w:rPr>
-          <w:color w:val="1A1A2E"/>
-          <w:sz w:val="21"/>
-        </w:rPr>
-        <w:t>All C6 and above complete 2-day AI Strategy for Leaders programme</w:t>
-      </w:r>
-    </w:p>
-    <w:p>
-      <w:pPr>
-        <w:jc w:val="center"/>
-      </w:pPr>
-      <w:r>
-        <w:rPr>
-          <w:color w:val="6B7280"/>
-          <w:sz w:val="18"/>
-        </w:rPr>
-        <w:t>Zava Group Holdings Berhad | ZAVA FORWARD 2030 | Approved Board 15 Dec 2024 | CONFIDENTIAL</w:t>
+        <w:t>Talent: critical-role attrition (Bengaluru BPO 31%, plantation managers 25%)</w:t>
       </w:r>
     </w:p>
     <w:sectPr>
       <w:pgSz w:w="12240" w:h="15840"/>
-      <w:pgMar w:top="1417" w:right="1417" w:bottom="1417" w:left="1701" w:header="720" w:footer="720" w:gutter="0"/>
+      <w:pgMar w:top="1440" w:right="1800" w:bottom="1440" w:left="1800" w:header="720" w:footer="720" w:gutter="0"/>
       <w:cols w:space="720"/>
       <w:docGrid w:linePitch="360"/>
     </w:sectPr>

--- a/files/03_Zava_Group_Strategy_Framework.docx
+++ b/files/03_Zava_Group_Strategy_Framework.docx
@@ -10810,7 +10810,7 @@
                 <w:rFonts w:ascii="Aptos" w:hAnsi="Aptos"/>
                 <w:sz w:val="18"/>
               </w:rPr>
-              <w:t>Regulatory change (PDPA MY 2024 amend, UU PDP ID)</w:t>
+              <w:t>PDPA MY 2024 amendment + UU PDP ID enforcement (Oct 2024)</w:t>
             </w:r>
           </w:p>
         </w:tc>
@@ -10855,12 +10855,1606 @@
                 <w:rFonts w:ascii="Aptos" w:hAnsi="Aptos"/>
                 <w:sz w:val="18"/>
               </w:rPr>
-              <w:t>DPO appointed; mandatory breach process; staff training</w:t>
+              <w:t>DPO appointed at Group + each MY/ID division; mandatory breach process; staff training</w:t>
+            </w:r>
+          </w:p>
+        </w:tc>
+      </w:tr>
+      <w:tr>
+        <w:tc>
+          <w:tcPr>
+            <w:tcW w:type="dxa" w:w="2835"/>
+          </w:tcPr>
+          <w:p>
+            <w:r/>
+            <w:r>
+              <w:rPr>
+                <w:rFonts w:ascii="Aptos" w:hAnsi="Aptos"/>
+                <w:sz w:val="18"/>
+              </w:rPr>
+              <w:t>Bursa Malaysia / SC Malaysia listing review of FY2025 disclosure</w:t>
+            </w:r>
+          </w:p>
+        </w:tc>
+        <w:tc>
+          <w:tcPr>
+            <w:tcW w:type="dxa" w:w="1020"/>
+          </w:tcPr>
+          <w:p>
+            <w:r/>
+            <w:r>
+              <w:rPr>
+                <w:rFonts w:ascii="Aptos" w:hAnsi="Aptos"/>
+                <w:sz w:val="18"/>
+              </w:rPr>
+              <w:t>Medium</w:t>
+            </w:r>
+          </w:p>
+        </w:tc>
+        <w:tc>
+          <w:tcPr>
+            <w:tcW w:type="dxa" w:w="1020"/>
+          </w:tcPr>
+          <w:p>
+            <w:r/>
+            <w:r>
+              <w:rPr>
+                <w:rFonts w:ascii="Aptos" w:hAnsi="Aptos"/>
+                <w:sz w:val="18"/>
+              </w:rPr>
+              <w:t>Medium</w:t>
+            </w:r>
+          </w:p>
+        </w:tc>
+        <w:tc>
+          <w:tcPr>
+            <w:tcW w:type="dxa" w:w="4819"/>
+          </w:tcPr>
+          <w:p>
+            <w:r/>
+            <w:r>
+              <w:rPr>
+                <w:rFonts w:ascii="Aptos" w:hAnsi="Aptos"/>
+                <w:sz w:val="18"/>
+              </w:rPr>
+              <w:t>Pre-emptive Q4 trading update; board statement on EBITDA miss; SC engagement protocol</w:t>
+            </w:r>
+          </w:p>
+        </w:tc>
+      </w:tr>
+      <w:tr>
+        <w:tc>
+          <w:tcPr>
+            <w:tcW w:type="dxa" w:w="2835"/>
+          </w:tcPr>
+          <w:p>
+            <w:r/>
+            <w:r>
+              <w:rPr>
+                <w:rFonts w:ascii="Aptos" w:hAnsi="Aptos"/>
+                <w:sz w:val="18"/>
+              </w:rPr>
+              <w:t>OJK enforcement on Indonesia-listed subsidiaries (PT Zava entities)</w:t>
+            </w:r>
+          </w:p>
+        </w:tc>
+        <w:tc>
+          <w:tcPr>
+            <w:tcW w:type="dxa" w:w="1020"/>
+          </w:tcPr>
+          <w:p>
+            <w:r/>
+            <w:r>
+              <w:rPr>
+                <w:rFonts w:ascii="Aptos" w:hAnsi="Aptos"/>
+                <w:sz w:val="18"/>
+              </w:rPr>
+              <w:t>Medium</w:t>
+            </w:r>
+          </w:p>
+        </w:tc>
+        <w:tc>
+          <w:tcPr>
+            <w:tcW w:type="dxa" w:w="1020"/>
+          </w:tcPr>
+          <w:p>
+            <w:r/>
+            <w:r>
+              <w:rPr>
+                <w:rFonts w:ascii="Aptos" w:hAnsi="Aptos"/>
+                <w:sz w:val="18"/>
+              </w:rPr>
+              <w:t>Medium</w:t>
+            </w:r>
+          </w:p>
+        </w:tc>
+        <w:tc>
+          <w:tcPr>
+            <w:tcW w:type="dxa" w:w="4819"/>
+          </w:tcPr>
+          <w:p>
+            <w:r/>
+            <w:r>
+              <w:rPr>
+                <w:rFonts w:ascii="Aptos" w:hAnsi="Aptos"/>
+                <w:sz w:val="18"/>
+              </w:rPr>
+              <w:t>OJK liaison via Group Legal; quarterly POJK 14/POJK 19 disclosure check</w:t>
+            </w:r>
+          </w:p>
+        </w:tc>
+      </w:tr>
+      <w:tr>
+        <w:tc>
+          <w:tcPr>
+            <w:tcW w:type="dxa" w:w="2835"/>
+          </w:tcPr>
+          <w:p>
+            <w:r/>
+            <w:r>
+              <w:rPr>
+                <w:rFonts w:ascii="Aptos" w:hAnsi="Aptos"/>
+                <w:sz w:val="18"/>
+              </w:rPr>
+              <w:t>BNM regulatory expectations on Financial Services division</w:t>
+            </w:r>
+          </w:p>
+        </w:tc>
+        <w:tc>
+          <w:tcPr>
+            <w:tcW w:type="dxa" w:w="1020"/>
+          </w:tcPr>
+          <w:p>
+            <w:r/>
+            <w:r>
+              <w:rPr>
+                <w:rFonts w:ascii="Aptos" w:hAnsi="Aptos"/>
+                <w:sz w:val="18"/>
+              </w:rPr>
+              <w:t>Medium</w:t>
+            </w:r>
+          </w:p>
+        </w:tc>
+        <w:tc>
+          <w:tcPr>
+            <w:tcW w:type="dxa" w:w="1020"/>
+          </w:tcPr>
+          <w:p>
+            <w:r/>
+            <w:r>
+              <w:rPr>
+                <w:rFonts w:ascii="Aptos" w:hAnsi="Aptos"/>
+                <w:sz w:val="18"/>
+              </w:rPr>
+              <w:t>Medium</w:t>
+            </w:r>
+          </w:p>
+        </w:tc>
+        <w:tc>
+          <w:tcPr>
+            <w:tcW w:type="dxa" w:w="4819"/>
+          </w:tcPr>
+          <w:p>
+            <w:r/>
+            <w:r>
+              <w:rPr>
+                <w:rFonts w:ascii="Aptos" w:hAnsi="Aptos"/>
+                <w:sz w:val="18"/>
+              </w:rPr>
+              <w:t>BNM RMiT, BNM RMCG, AMLA compliance; FS division CRO direct line to BNM</w:t>
+            </w:r>
+          </w:p>
+        </w:tc>
+      </w:tr>
+      <w:tr>
+        <w:tc>
+          <w:tcPr>
+            <w:tcW w:type="dxa" w:w="2835"/>
+          </w:tcPr>
+          <w:p>
+            <w:r/>
+            <w:r>
+              <w:rPr>
+                <w:rFonts w:ascii="Aptos" w:hAnsi="Aptos"/>
+                <w:sz w:val="18"/>
+              </w:rPr>
+              <w:t>ISSB / IFRS S1+S2 climate disclosure (NACRA, Bursa-mandated)</w:t>
+            </w:r>
+          </w:p>
+        </w:tc>
+        <w:tc>
+          <w:tcPr>
+            <w:tcW w:type="dxa" w:w="1020"/>
+          </w:tcPr>
+          <w:p>
+            <w:r/>
+            <w:r>
+              <w:rPr>
+                <w:rFonts w:ascii="Aptos" w:hAnsi="Aptos"/>
+                <w:sz w:val="18"/>
+              </w:rPr>
+              <w:t>Medium</w:t>
+            </w:r>
+          </w:p>
+        </w:tc>
+        <w:tc>
+          <w:tcPr>
+            <w:tcW w:type="dxa" w:w="1020"/>
+          </w:tcPr>
+          <w:p>
+            <w:r/>
+            <w:r>
+              <w:rPr>
+                <w:rFonts w:ascii="Aptos" w:hAnsi="Aptos"/>
+                <w:sz w:val="18"/>
+              </w:rPr>
+              <w:t>High</w:t>
+            </w:r>
+          </w:p>
+        </w:tc>
+        <w:tc>
+          <w:tcPr>
+            <w:tcW w:type="dxa" w:w="4819"/>
+          </w:tcPr>
+          <w:p>
+            <w:r/>
+            <w:r>
+              <w:rPr>
+                <w:rFonts w:ascii="Aptos" w:hAnsi="Aptos"/>
+                <w:sz w:val="18"/>
+              </w:rPr>
+              <w:t>Adoption roadmap to FY2027; TCFD-aligned reporting from FY2025</w:t>
+            </w:r>
+          </w:p>
+        </w:tc>
+      </w:tr>
+      <w:tr>
+        <w:tc>
+          <w:tcPr>
+            <w:tcW w:type="dxa" w:w="2835"/>
+          </w:tcPr>
+          <w:p>
+            <w:r/>
+            <w:r>
+              <w:rPr>
+                <w:rFonts w:ascii="Aptos" w:hAnsi="Aptos"/>
+                <w:sz w:val="18"/>
+              </w:rPr>
+              <w:t>RSPO certification slip in Agribusiness (P&amp;C 2018 audits)</w:t>
+            </w:r>
+          </w:p>
+        </w:tc>
+        <w:tc>
+          <w:tcPr>
+            <w:tcW w:type="dxa" w:w="1020"/>
+          </w:tcPr>
+          <w:p>
+            <w:r/>
+            <w:r>
+              <w:rPr>
+                <w:rFonts w:ascii="Aptos" w:hAnsi="Aptos"/>
+                <w:sz w:val="18"/>
+              </w:rPr>
+              <w:t>Medium</w:t>
+            </w:r>
+          </w:p>
+        </w:tc>
+        <w:tc>
+          <w:tcPr>
+            <w:tcW w:type="dxa" w:w="1020"/>
+          </w:tcPr>
+          <w:p>
+            <w:r/>
+            <w:r>
+              <w:rPr>
+                <w:rFonts w:ascii="Aptos" w:hAnsi="Aptos"/>
+                <w:sz w:val="18"/>
+              </w:rPr>
+              <w:t>Medium</w:t>
+            </w:r>
+          </w:p>
+        </w:tc>
+        <w:tc>
+          <w:tcPr>
+            <w:tcW w:type="dxa" w:w="4819"/>
+          </w:tcPr>
+          <w:p>
+            <w:r/>
+            <w:r>
+              <w:rPr>
+                <w:rFonts w:ascii="Aptos" w:hAnsi="Aptos"/>
+                <w:sz w:val="18"/>
+              </w:rPr>
+              <w:t>Annual ASA-1/2 surveillance audits; smallholder traceability programme</w:t>
             </w:r>
           </w:p>
         </w:tc>
       </w:tr>
     </w:tbl>
+    <w:p>
+      <w:r>
+        <w:br w:type="page"/>
+      </w:r>
+    </w:p>
+    <w:p>
+      <w:pPr>
+        <w:keepNext/>
+        <w:spacing w:before="360" w:after="120"/>
+      </w:pPr>
+      <w:r>
+        <w:rPr>
+          <w:rFonts w:ascii="Aptos" w:hAnsi="Aptos"/>
+          <w:b/>
+          <w:color w:val="1F4E79"/>
+          <w:sz w:val="40"/>
+        </w:rPr>
+        <w:t>7B. Regulatory, Listing &amp; Sustainability Compliance</w:t>
+      </w:r>
+    </w:p>
+    <w:p>
+      <w:pPr>
+        <w:spacing w:after="120" w:line="276" w:lineRule="auto"/>
+      </w:pPr>
+      <w:r>
+        <w:rPr>
+          <w:rFonts w:ascii="Aptos" w:hAnsi="Aptos"/>
+          <w:b w:val="0"/>
+          <w:i w:val="0"/>
+          <w:sz w:val="20"/>
+        </w:rPr>
+        <w:t>Zava Group operates across multiple regulatory jurisdictions. The compliance footprint and the standards we report against are summarised below to give the Board, the Investment Committee and external stakeholders a single reference view.</w:t>
+      </w:r>
+    </w:p>
+    <w:p>
+      <w:pPr>
+        <w:keepNext/>
+        <w:spacing w:before="200" w:after="120"/>
+      </w:pPr>
+      <w:r>
+        <w:rPr>
+          <w:rFonts w:ascii="Aptos" w:hAnsi="Aptos"/>
+          <w:b/>
+          <w:color w:val="1F4E79"/>
+          <w:sz w:val="28"/>
+        </w:rPr>
+        <w:t>7B.1 Listing &amp; Capital-Markets Regulators</w:t>
+      </w:r>
+    </w:p>
+    <w:tbl>
+      <w:tblPr>
+        <w:tblStyle w:val="LightGrid-Accent1"/>
+        <w:tblW w:type="auto" w:w="0"/>
+        <w:tblLook w:firstColumn="1" w:firstRow="1" w:lastColumn="0" w:lastRow="0" w:noHBand="0" w:noVBand="1" w:val="04A0"/>
+      </w:tblPr>
+      <w:tblGrid>
+        <w:gridCol w:w="2436"/>
+        <w:gridCol w:w="2436"/>
+        <w:gridCol w:w="2436"/>
+        <w:gridCol w:w="2436"/>
+      </w:tblGrid>
+      <w:tr>
+        <w:tc>
+          <w:tcPr>
+            <w:tcW w:type="dxa" w:w="1020"/>
+            <w:shd w:val="clear" w:color="auto" w:fill="1F4E79"/>
+          </w:tcPr>
+          <w:p>
+            <w:r/>
+            <w:r>
+              <w:rPr>
+                <w:rFonts w:ascii="Aptos" w:hAnsi="Aptos"/>
+                <w:b/>
+                <w:color w:val="FFFFFF"/>
+                <w:sz w:val="20"/>
+              </w:rPr>
+              <w:t>Jurisdiction</w:t>
+            </w:r>
+          </w:p>
+        </w:tc>
+        <w:tc>
+          <w:tcPr>
+            <w:tcW w:type="dxa" w:w="2041"/>
+            <w:shd w:val="clear" w:color="auto" w:fill="1F4E79"/>
+          </w:tcPr>
+          <w:p>
+            <w:r/>
+            <w:r>
+              <w:rPr>
+                <w:rFonts w:ascii="Aptos" w:hAnsi="Aptos"/>
+                <w:b/>
+                <w:color w:val="FFFFFF"/>
+                <w:sz w:val="20"/>
+              </w:rPr>
+              <w:t>Regulator</w:t>
+            </w:r>
+          </w:p>
+        </w:tc>
+        <w:tc>
+          <w:tcPr>
+            <w:tcW w:type="dxa" w:w="2551"/>
+            <w:shd w:val="clear" w:color="auto" w:fill="1F4E79"/>
+          </w:tcPr>
+          <w:p>
+            <w:r/>
+            <w:r>
+              <w:rPr>
+                <w:rFonts w:ascii="Aptos" w:hAnsi="Aptos"/>
+                <w:b/>
+                <w:color w:val="FFFFFF"/>
+                <w:sz w:val="20"/>
+              </w:rPr>
+              <w:t>Listed Vehicle / Instrument</w:t>
+            </w:r>
+          </w:p>
+        </w:tc>
+        <w:tc>
+          <w:tcPr>
+            <w:tcW w:type="dxa" w:w="3969"/>
+            <w:shd w:val="clear" w:color="auto" w:fill="1F4E79"/>
+          </w:tcPr>
+          <w:p>
+            <w:r/>
+            <w:r>
+              <w:rPr>
+                <w:rFonts w:ascii="Aptos" w:hAnsi="Aptos"/>
+                <w:b/>
+                <w:color w:val="FFFFFF"/>
+                <w:sz w:val="20"/>
+              </w:rPr>
+              <w:t>Key Obligations</w:t>
+            </w:r>
+          </w:p>
+        </w:tc>
+      </w:tr>
+      <w:tr>
+        <w:tc>
+          <w:tcPr>
+            <w:tcW w:type="dxa" w:w="1020"/>
+          </w:tcPr>
+          <w:p>
+            <w:r/>
+            <w:r>
+              <w:rPr>
+                <w:rFonts w:ascii="Aptos" w:hAnsi="Aptos"/>
+                <w:sz w:val="18"/>
+              </w:rPr>
+              <w:t>Malaysia</w:t>
+            </w:r>
+          </w:p>
+        </w:tc>
+        <w:tc>
+          <w:tcPr>
+            <w:tcW w:type="dxa" w:w="2041"/>
+          </w:tcPr>
+          <w:p>
+            <w:r/>
+            <w:r>
+              <w:rPr>
+                <w:rFonts w:ascii="Aptos" w:hAnsi="Aptos"/>
+                <w:sz w:val="18"/>
+              </w:rPr>
+              <w:t>Bursa Malaysia + Securities Commission Malaysia (SC)</w:t>
+            </w:r>
+          </w:p>
+        </w:tc>
+        <w:tc>
+          <w:tcPr>
+            <w:tcW w:type="dxa" w:w="2551"/>
+          </w:tcPr>
+          <w:p>
+            <w:r/>
+            <w:r>
+              <w:rPr>
+                <w:rFonts w:ascii="Aptos" w:hAnsi="Aptos"/>
+                <w:sz w:val="18"/>
+              </w:rPr>
+              <w:t>Zava Group Berhad (Main Market, FBM KLCI constituent); Sukuk Murabahah MYR 2.0B</w:t>
+            </w:r>
+          </w:p>
+        </w:tc>
+        <w:tc>
+          <w:tcPr>
+            <w:tcW w:type="dxa" w:w="3969"/>
+          </w:tcPr>
+          <w:p>
+            <w:r/>
+            <w:r>
+              <w:rPr>
+                <w:rFonts w:ascii="Aptos" w:hAnsi="Aptos"/>
+                <w:sz w:val="18"/>
+              </w:rPr>
+              <w:t>Bursa Listing Requirements (Chapter 9 disclosure, Chapter 10 transactions, Chapter 15 corporate governance); SC Capital Markets and Services Act 2007; MCCG 2021 (apply or explain); Quarterly Reports within 2 months; Annual Report within 4 months</w:t>
+            </w:r>
+          </w:p>
+        </w:tc>
+      </w:tr>
+      <w:tr>
+        <w:tc>
+          <w:tcPr>
+            <w:tcW w:type="dxa" w:w="1020"/>
+          </w:tcPr>
+          <w:p>
+            <w:r/>
+            <w:r>
+              <w:rPr>
+                <w:rFonts w:ascii="Aptos" w:hAnsi="Aptos"/>
+                <w:sz w:val="18"/>
+              </w:rPr>
+              <w:t>Indonesia</w:t>
+            </w:r>
+          </w:p>
+        </w:tc>
+        <w:tc>
+          <w:tcPr>
+            <w:tcW w:type="dxa" w:w="2041"/>
+          </w:tcPr>
+          <w:p>
+            <w:r/>
+            <w:r>
+              <w:rPr>
+                <w:rFonts w:ascii="Aptos" w:hAnsi="Aptos"/>
+                <w:sz w:val="18"/>
+              </w:rPr>
+              <w:t>OJK (Otoritas Jasa Keuangan) + IDX (Bursa Efek Indonesia / BEI)</w:t>
+            </w:r>
+          </w:p>
+        </w:tc>
+        <w:tc>
+          <w:tcPr>
+            <w:tcW w:type="dxa" w:w="2551"/>
+          </w:tcPr>
+          <w:p>
+            <w:r/>
+            <w:r>
+              <w:rPr>
+                <w:rFonts w:ascii="Aptos" w:hAnsi="Aptos"/>
+                <w:sz w:val="18"/>
+              </w:rPr>
+              <w:t>PT Zava Pharmaceuticals Tbk and PT Zava Agribusiness Tbk (IDX Main Board); IDX MTN Programme IDR 2.7T equivalent</w:t>
+            </w:r>
+          </w:p>
+        </w:tc>
+        <w:tc>
+          <w:tcPr>
+            <w:tcW w:type="dxa" w:w="3969"/>
+          </w:tcPr>
+          <w:p>
+            <w:r/>
+            <w:r>
+              <w:rPr>
+                <w:rFonts w:ascii="Aptos" w:hAnsi="Aptos"/>
+                <w:sz w:val="18"/>
+              </w:rPr>
+              <w:t>POJK 14/2022 (periodic &amp; material disclosure); POJK 19/2017 (related-party transactions); IDX Listing Rule I-A; OJK governance circulars; Quarterly LK within 1 month; Annual LK within 3 months</w:t>
+            </w:r>
+          </w:p>
+        </w:tc>
+      </w:tr>
+      <w:tr>
+        <w:tc>
+          <w:tcPr>
+            <w:tcW w:type="dxa" w:w="1020"/>
+          </w:tcPr>
+          <w:p>
+            <w:r/>
+            <w:r>
+              <w:rPr>
+                <w:rFonts w:ascii="Aptos" w:hAnsi="Aptos"/>
+                <w:sz w:val="18"/>
+              </w:rPr>
+              <w:t>Singapore</w:t>
+            </w:r>
+          </w:p>
+        </w:tc>
+        <w:tc>
+          <w:tcPr>
+            <w:tcW w:type="dxa" w:w="2041"/>
+          </w:tcPr>
+          <w:p>
+            <w:r/>
+            <w:r>
+              <w:rPr>
+                <w:rFonts w:ascii="Aptos" w:hAnsi="Aptos"/>
+                <w:sz w:val="18"/>
+              </w:rPr>
+              <w:t>Monetary Authority of Singapore (MAS) + SGX</w:t>
+            </w:r>
+          </w:p>
+        </w:tc>
+        <w:tc>
+          <w:tcPr>
+            <w:tcW w:type="dxa" w:w="2551"/>
+          </w:tcPr>
+          <w:p>
+            <w:r/>
+            <w:r>
+              <w:rPr>
+                <w:rFonts w:ascii="Aptos" w:hAnsi="Aptos"/>
+                <w:sz w:val="18"/>
+              </w:rPr>
+              <w:t>Zava Trading Pte Ltd (subsidiary, not listed); SGX-AC member</w:t>
+            </w:r>
+          </w:p>
+        </w:tc>
+        <w:tc>
+          <w:tcPr>
+            <w:tcW w:type="dxa" w:w="3969"/>
+          </w:tcPr>
+          <w:p>
+            <w:r/>
+            <w:r>
+              <w:rPr>
+                <w:rFonts w:ascii="Aptos" w:hAnsi="Aptos"/>
+                <w:sz w:val="18"/>
+              </w:rPr>
+              <w:t>MAS Notice 626 (AML/CFT); Securities and Futures Act 2001</w:t>
+            </w:r>
+          </w:p>
+        </w:tc>
+      </w:tr>
+      <w:tr>
+        <w:tc>
+          <w:tcPr>
+            <w:tcW w:type="dxa" w:w="1020"/>
+          </w:tcPr>
+          <w:p>
+            <w:r/>
+            <w:r>
+              <w:rPr>
+                <w:rFonts w:ascii="Aptos" w:hAnsi="Aptos"/>
+                <w:sz w:val="18"/>
+              </w:rPr>
+              <w:t>Thailand</w:t>
+            </w:r>
+          </w:p>
+        </w:tc>
+        <w:tc>
+          <w:tcPr>
+            <w:tcW w:type="dxa" w:w="2041"/>
+          </w:tcPr>
+          <w:p>
+            <w:r/>
+            <w:r>
+              <w:rPr>
+                <w:rFonts w:ascii="Aptos" w:hAnsi="Aptos"/>
+                <w:sz w:val="18"/>
+              </w:rPr>
+              <w:t>SEC Thailand + SET</w:t>
+            </w:r>
+          </w:p>
+        </w:tc>
+        <w:tc>
+          <w:tcPr>
+            <w:tcW w:type="dxa" w:w="2551"/>
+          </w:tcPr>
+          <w:p>
+            <w:r/>
+            <w:r>
+              <w:rPr>
+                <w:rFonts w:ascii="Aptos" w:hAnsi="Aptos"/>
+                <w:sz w:val="18"/>
+              </w:rPr>
+              <w:t>Zava Manufacturing (Thailand) Ltd (subsidiary, not listed)</w:t>
+            </w:r>
+          </w:p>
+        </w:tc>
+        <w:tc>
+          <w:tcPr>
+            <w:tcW w:type="dxa" w:w="3969"/>
+          </w:tcPr>
+          <w:p>
+            <w:r/>
+            <w:r>
+              <w:rPr>
+                <w:rFonts w:ascii="Aptos" w:hAnsi="Aptos"/>
+                <w:sz w:val="18"/>
+              </w:rPr>
+              <w:t>TFRS reporting; BOI investment-promoted entity</w:t>
+            </w:r>
+          </w:p>
+        </w:tc>
+      </w:tr>
+      <w:tr>
+        <w:tc>
+          <w:tcPr>
+            <w:tcW w:type="dxa" w:w="1020"/>
+          </w:tcPr>
+          <w:p>
+            <w:r/>
+            <w:r>
+              <w:rPr>
+                <w:rFonts w:ascii="Aptos" w:hAnsi="Aptos"/>
+                <w:sz w:val="18"/>
+              </w:rPr>
+              <w:t>Vietnam</w:t>
+            </w:r>
+          </w:p>
+        </w:tc>
+        <w:tc>
+          <w:tcPr>
+            <w:tcW w:type="dxa" w:w="2041"/>
+          </w:tcPr>
+          <w:p>
+            <w:r/>
+            <w:r>
+              <w:rPr>
+                <w:rFonts w:ascii="Aptos" w:hAnsi="Aptos"/>
+                <w:sz w:val="18"/>
+              </w:rPr>
+              <w:t>SBV + State Securities Commission</w:t>
+            </w:r>
+          </w:p>
+        </w:tc>
+        <w:tc>
+          <w:tcPr>
+            <w:tcW w:type="dxa" w:w="2551"/>
+          </w:tcPr>
+          <w:p>
+            <w:r/>
+            <w:r>
+              <w:rPr>
+                <w:rFonts w:ascii="Aptos" w:hAnsi="Aptos"/>
+                <w:sz w:val="18"/>
+              </w:rPr>
+              <w:t>Zava Vietnam JSC (subsidiary, not listed)</w:t>
+            </w:r>
+          </w:p>
+        </w:tc>
+        <w:tc>
+          <w:tcPr>
+            <w:tcW w:type="dxa" w:w="3969"/>
+          </w:tcPr>
+          <w:p>
+            <w:r/>
+            <w:r>
+              <w:rPr>
+                <w:rFonts w:ascii="Aptos" w:hAnsi="Aptos"/>
+                <w:sz w:val="18"/>
+              </w:rPr>
+              <w:t>VAS (Vietnamese Accounting Standards); Decree 13/2023 on Personal Data Protection</w:t>
+            </w:r>
+          </w:p>
+        </w:tc>
+      </w:tr>
+    </w:tbl>
+    <w:p>
+      <w:pPr>
+        <w:keepNext/>
+        <w:spacing w:before="200" w:after="120"/>
+      </w:pPr>
+      <w:r>
+        <w:rPr>
+          <w:rFonts w:ascii="Aptos" w:hAnsi="Aptos"/>
+          <w:b/>
+          <w:color w:val="1F4E79"/>
+          <w:sz w:val="28"/>
+        </w:rPr>
+        <w:t>7B.2 Banking &amp; Financial-Services Regulators</w:t>
+      </w:r>
+    </w:p>
+    <w:p>
+      <w:pPr>
+        <w:spacing w:after="120" w:line="276" w:lineRule="auto"/>
+      </w:pPr>
+      <w:r>
+        <w:rPr>
+          <w:rFonts w:ascii="Aptos" w:hAnsi="Aptos"/>
+          <w:b w:val="0"/>
+          <w:i w:val="0"/>
+          <w:sz w:val="20"/>
+        </w:rPr>
+        <w:t>The Zava Financial Services division is dual-supervised by Bank Negara Malaysia (BNM) for the MY entity and by Bank Indonesia (BI) and OJK for the ID entity. Compliance is owned by the FS Division CRO with a direct reporting line to the Group Audit &amp; Risk Committee.</w:t>
+      </w:r>
+    </w:p>
+    <w:tbl>
+      <w:tblPr>
+        <w:tblStyle w:val="LightGrid-Accent1"/>
+        <w:tblW w:type="auto" w:w="0"/>
+        <w:tblLook w:firstColumn="1" w:firstRow="1" w:lastColumn="0" w:lastRow="0" w:noHBand="0" w:noVBand="1" w:val="04A0"/>
+      </w:tblPr>
+      <w:tblGrid>
+        <w:gridCol w:w="3249"/>
+        <w:gridCol w:w="3249"/>
+        <w:gridCol w:w="3249"/>
+      </w:tblGrid>
+      <w:tr>
+        <w:tc>
+          <w:tcPr>
+            <w:tcW w:type="dxa" w:w="1984"/>
+            <w:shd w:val="clear" w:color="auto" w:fill="1F4E79"/>
+          </w:tcPr>
+          <w:p>
+            <w:r/>
+            <w:r>
+              <w:rPr>
+                <w:rFonts w:ascii="Aptos" w:hAnsi="Aptos"/>
+                <w:b/>
+                <w:color w:val="FFFFFF"/>
+                <w:sz w:val="20"/>
+              </w:rPr>
+              <w:t>Regulator</w:t>
+            </w:r>
+          </w:p>
+        </w:tc>
+        <w:tc>
+          <w:tcPr>
+            <w:tcW w:type="dxa" w:w="2551"/>
+            <w:shd w:val="clear" w:color="auto" w:fill="1F4E79"/>
+          </w:tcPr>
+          <w:p>
+            <w:r/>
+            <w:r>
+              <w:rPr>
+                <w:rFonts w:ascii="Aptos" w:hAnsi="Aptos"/>
+                <w:b/>
+                <w:color w:val="FFFFFF"/>
+                <w:sz w:val="20"/>
+              </w:rPr>
+              <w:t>Scope</w:t>
+            </w:r>
+          </w:p>
+        </w:tc>
+        <w:tc>
+          <w:tcPr>
+            <w:tcW w:type="dxa" w:w="5102"/>
+            <w:shd w:val="clear" w:color="auto" w:fill="1F4E79"/>
+          </w:tcPr>
+          <w:p>
+            <w:r/>
+            <w:r>
+              <w:rPr>
+                <w:rFonts w:ascii="Aptos" w:hAnsi="Aptos"/>
+                <w:b/>
+                <w:color w:val="FFFFFF"/>
+                <w:sz w:val="20"/>
+              </w:rPr>
+              <w:t>Key Frameworks</w:t>
+            </w:r>
+          </w:p>
+        </w:tc>
+      </w:tr>
+      <w:tr>
+        <w:tc>
+          <w:tcPr>
+            <w:tcW w:type="dxa" w:w="1984"/>
+          </w:tcPr>
+          <w:p>
+            <w:r/>
+            <w:r>
+              <w:rPr>
+                <w:rFonts w:ascii="Aptos" w:hAnsi="Aptos"/>
+                <w:sz w:val="18"/>
+              </w:rPr>
+              <w:t>Bank Negara Malaysia (BNM)</w:t>
+            </w:r>
+          </w:p>
+        </w:tc>
+        <w:tc>
+          <w:tcPr>
+            <w:tcW w:type="dxa" w:w="2551"/>
+          </w:tcPr>
+          <w:p>
+            <w:r/>
+            <w:r>
+              <w:rPr>
+                <w:rFonts w:ascii="Aptos" w:hAnsi="Aptos"/>
+                <w:sz w:val="18"/>
+              </w:rPr>
+              <w:t>Zava Financial Services (M) Bhd</w:t>
+            </w:r>
+          </w:p>
+        </w:tc>
+        <w:tc>
+          <w:tcPr>
+            <w:tcW w:type="dxa" w:w="5102"/>
+          </w:tcPr>
+          <w:p>
+            <w:r/>
+            <w:r>
+              <w:rPr>
+                <w:rFonts w:ascii="Aptos" w:hAnsi="Aptos"/>
+                <w:sz w:val="18"/>
+              </w:rPr>
+              <w:t>BNM Risk Management in Technology (RMiT); BNM Risk Management &amp; Corporate Governance (RMCG); BNM Capital Adequacy Framework (Basel III); AMLA 2001 / FATF Recommendations; Financial Services Act 2013</w:t>
+            </w:r>
+          </w:p>
+        </w:tc>
+      </w:tr>
+      <w:tr>
+        <w:tc>
+          <w:tcPr>
+            <w:tcW w:type="dxa" w:w="1984"/>
+          </w:tcPr>
+          <w:p>
+            <w:r/>
+            <w:r>
+              <w:rPr>
+                <w:rFonts w:ascii="Aptos" w:hAnsi="Aptos"/>
+                <w:sz w:val="18"/>
+              </w:rPr>
+              <w:t>Bank Indonesia (BI) + OJK</w:t>
+            </w:r>
+          </w:p>
+        </w:tc>
+        <w:tc>
+          <w:tcPr>
+            <w:tcW w:type="dxa" w:w="2551"/>
+          </w:tcPr>
+          <w:p>
+            <w:r/>
+            <w:r>
+              <w:rPr>
+                <w:rFonts w:ascii="Aptos" w:hAnsi="Aptos"/>
+                <w:sz w:val="18"/>
+              </w:rPr>
+              <w:t>PT Zava Multi Finance</w:t>
+            </w:r>
+          </w:p>
+        </w:tc>
+        <w:tc>
+          <w:tcPr>
+            <w:tcW w:type="dxa" w:w="5102"/>
+          </w:tcPr>
+          <w:p>
+            <w:r/>
+            <w:r>
+              <w:rPr>
+                <w:rFonts w:ascii="Aptos" w:hAnsi="Aptos"/>
+                <w:sz w:val="18"/>
+              </w:rPr>
+              <w:t>POJK 35/2018 (multi-finance); BI Regulation No.23/6/PBI/2021 (payment services); UU 4/2023 (Financial Sector Development &amp; Strengthening / "P2SK")</w:t>
+            </w:r>
+          </w:p>
+        </w:tc>
+      </w:tr>
+      <w:tr>
+        <w:tc>
+          <w:tcPr>
+            <w:tcW w:type="dxa" w:w="1984"/>
+          </w:tcPr>
+          <w:p>
+            <w:r/>
+            <w:r>
+              <w:rPr>
+                <w:rFonts w:ascii="Aptos" w:hAnsi="Aptos"/>
+                <w:sz w:val="18"/>
+              </w:rPr>
+              <w:t>Bursa Malaysia (FS-listed Sukuk)</w:t>
+            </w:r>
+          </w:p>
+        </w:tc>
+        <w:tc>
+          <w:tcPr>
+            <w:tcW w:type="dxa" w:w="2551"/>
+          </w:tcPr>
+          <w:p>
+            <w:r/>
+            <w:r>
+              <w:rPr>
+                <w:rFonts w:ascii="Aptos" w:hAnsi="Aptos"/>
+                <w:sz w:val="18"/>
+              </w:rPr>
+              <w:t>Sukuk Murabahah issuance</w:t>
+            </w:r>
+          </w:p>
+        </w:tc>
+        <w:tc>
+          <w:tcPr>
+            <w:tcW w:type="dxa" w:w="5102"/>
+          </w:tcPr>
+          <w:p>
+            <w:r/>
+            <w:r>
+              <w:rPr>
+                <w:rFonts w:ascii="Aptos" w:hAnsi="Aptos"/>
+                <w:sz w:val="18"/>
+              </w:rPr>
+              <w:t>SC Sukuk Guidelines; Shariah Advisory Council resolutions; LOLA submission framework</w:t>
+            </w:r>
+          </w:p>
+        </w:tc>
+      </w:tr>
+    </w:tbl>
+    <w:p>
+      <w:pPr>
+        <w:keepNext/>
+        <w:spacing w:before="200" w:after="120"/>
+      </w:pPr>
+      <w:r>
+        <w:rPr>
+          <w:rFonts w:ascii="Aptos" w:hAnsi="Aptos"/>
+          <w:b/>
+          <w:color w:val="1F4E79"/>
+          <w:sz w:val="28"/>
+        </w:rPr>
+        <w:t>7B.3 Sustainability &amp; Climate Disclosure Standards</w:t>
+      </w:r>
+    </w:p>
+    <w:p>
+      <w:pPr>
+        <w:spacing w:after="120" w:line="276" w:lineRule="auto"/>
+      </w:pPr>
+      <w:r>
+        <w:rPr>
+          <w:rFonts w:ascii="Aptos" w:hAnsi="Aptos"/>
+          <w:b w:val="0"/>
+          <w:i w:val="0"/>
+          <w:sz w:val="20"/>
+        </w:rPr>
+        <w:t>Zava Group commits to climate-aligned, investor-grade sustainability disclosure. The framework used and the adoption roadmap are set out below.</w:t>
+      </w:r>
+    </w:p>
+    <w:tbl>
+      <w:tblPr>
+        <w:tblStyle w:val="LightGrid-Accent1"/>
+        <w:tblW w:type="auto" w:w="0"/>
+        <w:tblLook w:firstColumn="1" w:firstRow="1" w:lastColumn="0" w:lastRow="0" w:noHBand="0" w:noVBand="1" w:val="04A0"/>
+      </w:tblPr>
+      <w:tblGrid>
+        <w:gridCol w:w="3249"/>
+        <w:gridCol w:w="3249"/>
+        <w:gridCol w:w="3249"/>
+      </w:tblGrid>
+      <w:tr>
+        <w:tc>
+          <w:tcPr>
+            <w:tcW w:type="dxa" w:w="3118"/>
+            <w:shd w:val="clear" w:color="auto" w:fill="1F4E79"/>
+          </w:tcPr>
+          <w:p>
+            <w:r/>
+            <w:r>
+              <w:rPr>
+                <w:rFonts w:ascii="Aptos" w:hAnsi="Aptos"/>
+                <w:b/>
+                <w:color w:val="FFFFFF"/>
+                <w:sz w:val="20"/>
+              </w:rPr>
+              <w:t>Standard</w:t>
+            </w:r>
+          </w:p>
+        </w:tc>
+        <w:tc>
+          <w:tcPr>
+            <w:tcW w:type="dxa" w:w="3402"/>
+            <w:shd w:val="clear" w:color="auto" w:fill="1F4E79"/>
+          </w:tcPr>
+          <w:p>
+            <w:r/>
+            <w:r>
+              <w:rPr>
+                <w:rFonts w:ascii="Aptos" w:hAnsi="Aptos"/>
+                <w:b/>
+                <w:color w:val="FFFFFF"/>
+                <w:sz w:val="20"/>
+              </w:rPr>
+              <w:t>Applicability</w:t>
+            </w:r>
+          </w:p>
+        </w:tc>
+        <w:tc>
+          <w:tcPr>
+            <w:tcW w:type="dxa" w:w="3118"/>
+            <w:shd w:val="clear" w:color="auto" w:fill="1F4E79"/>
+          </w:tcPr>
+          <w:p>
+            <w:r/>
+            <w:r>
+              <w:rPr>
+                <w:rFonts w:ascii="Aptos" w:hAnsi="Aptos"/>
+                <w:b/>
+                <w:color w:val="FFFFFF"/>
+                <w:sz w:val="20"/>
+              </w:rPr>
+              <w:t>Status</w:t>
+            </w:r>
+          </w:p>
+        </w:tc>
+      </w:tr>
+      <w:tr>
+        <w:tc>
+          <w:tcPr>
+            <w:tcW w:type="dxa" w:w="3118"/>
+          </w:tcPr>
+          <w:p>
+            <w:r/>
+            <w:r>
+              <w:rPr>
+                <w:rFonts w:ascii="Aptos" w:hAnsi="Aptos"/>
+                <w:sz w:val="18"/>
+              </w:rPr>
+              <w:t>TCFD (Taskforce on Climate-related Financial Disclosures)</w:t>
+            </w:r>
+          </w:p>
+        </w:tc>
+        <w:tc>
+          <w:tcPr>
+            <w:tcW w:type="dxa" w:w="3402"/>
+          </w:tcPr>
+          <w:p>
+            <w:r/>
+            <w:r>
+              <w:rPr>
+                <w:rFonts w:ascii="Aptos" w:hAnsi="Aptos"/>
+                <w:sz w:val="18"/>
+              </w:rPr>
+              <w:t>Group Annual Report + Sustainability Report</w:t>
+            </w:r>
+          </w:p>
+        </w:tc>
+        <w:tc>
+          <w:tcPr>
+            <w:tcW w:type="dxa" w:w="3118"/>
+          </w:tcPr>
+          <w:p>
+            <w:r/>
+            <w:r>
+              <w:rPr>
+                <w:rFonts w:ascii="Aptos" w:hAnsi="Aptos"/>
+                <w:sz w:val="18"/>
+              </w:rPr>
+              <w:t>Fully adopted from FY2024 (4 pillars × 11 recommendations)</w:t>
+            </w:r>
+          </w:p>
+        </w:tc>
+      </w:tr>
+      <w:tr>
+        <w:tc>
+          <w:tcPr>
+            <w:tcW w:type="dxa" w:w="3118"/>
+          </w:tcPr>
+          <w:p>
+            <w:r/>
+            <w:r>
+              <w:rPr>
+                <w:rFonts w:ascii="Aptos" w:hAnsi="Aptos"/>
+                <w:sz w:val="18"/>
+              </w:rPr>
+              <w:t>IFRS S1 + S2 / ISSB (Climate-related Disclosures)</w:t>
+            </w:r>
+          </w:p>
+        </w:tc>
+        <w:tc>
+          <w:tcPr>
+            <w:tcW w:type="dxa" w:w="3402"/>
+          </w:tcPr>
+          <w:p>
+            <w:r/>
+            <w:r>
+              <w:rPr>
+                <w:rFonts w:ascii="Aptos" w:hAnsi="Aptos"/>
+                <w:sz w:val="18"/>
+              </w:rPr>
+              <w:t>Group consolidated; mandatory for Bursa Main Market issuers from FY2027 (NACRA roadmap)</w:t>
+            </w:r>
+          </w:p>
+        </w:tc>
+        <w:tc>
+          <w:tcPr>
+            <w:tcW w:type="dxa" w:w="3118"/>
+          </w:tcPr>
+          <w:p>
+            <w:r/>
+            <w:r>
+              <w:rPr>
+                <w:rFonts w:ascii="Aptos" w:hAnsi="Aptos"/>
+                <w:sz w:val="18"/>
+              </w:rPr>
+              <w:t>Gap-assessment FY2025; phased adoption FY2026; full adoption FY2027</w:t>
+            </w:r>
+          </w:p>
+        </w:tc>
+      </w:tr>
+      <w:tr>
+        <w:tc>
+          <w:tcPr>
+            <w:tcW w:type="dxa" w:w="3118"/>
+          </w:tcPr>
+          <w:p>
+            <w:r/>
+            <w:r>
+              <w:rPr>
+                <w:rFonts w:ascii="Aptos" w:hAnsi="Aptos"/>
+                <w:sz w:val="18"/>
+              </w:rPr>
+              <w:t>GRI Universal Standards 2021</w:t>
+            </w:r>
+          </w:p>
+        </w:tc>
+        <w:tc>
+          <w:tcPr>
+            <w:tcW w:type="dxa" w:w="3402"/>
+          </w:tcPr>
+          <w:p>
+            <w:r/>
+            <w:r>
+              <w:rPr>
+                <w:rFonts w:ascii="Aptos" w:hAnsi="Aptos"/>
+                <w:sz w:val="18"/>
+              </w:rPr>
+              <w:t>Group Sustainability Report</w:t>
+            </w:r>
+          </w:p>
+        </w:tc>
+        <w:tc>
+          <w:tcPr>
+            <w:tcW w:type="dxa" w:w="3118"/>
+          </w:tcPr>
+          <w:p>
+            <w:r/>
+            <w:r>
+              <w:rPr>
+                <w:rFonts w:ascii="Aptos" w:hAnsi="Aptos"/>
+                <w:sz w:val="18"/>
+              </w:rPr>
+              <w:t>In accordance — Comprehensive option, externally assured</w:t>
+            </w:r>
+          </w:p>
+        </w:tc>
+      </w:tr>
+      <w:tr>
+        <w:tc>
+          <w:tcPr>
+            <w:tcW w:type="dxa" w:w="3118"/>
+          </w:tcPr>
+          <w:p>
+            <w:r/>
+            <w:r>
+              <w:rPr>
+                <w:rFonts w:ascii="Aptos" w:hAnsi="Aptos"/>
+                <w:sz w:val="18"/>
+              </w:rPr>
+              <w:t>SBTi (Science Based Targets initiative)</w:t>
+            </w:r>
+          </w:p>
+        </w:tc>
+        <w:tc>
+          <w:tcPr>
+            <w:tcW w:type="dxa" w:w="3402"/>
+          </w:tcPr>
+          <w:p>
+            <w:r/>
+            <w:r>
+              <w:rPr>
+                <w:rFonts w:ascii="Aptos" w:hAnsi="Aptos"/>
+                <w:sz w:val="18"/>
+              </w:rPr>
+              <w:t>Group Net-Zero pathway</w:t>
+            </w:r>
+          </w:p>
+        </w:tc>
+        <w:tc>
+          <w:tcPr>
+            <w:tcW w:type="dxa" w:w="3118"/>
+          </w:tcPr>
+          <w:p>
+            <w:r/>
+            <w:r>
+              <w:rPr>
+                <w:rFonts w:ascii="Aptos" w:hAnsi="Aptos"/>
+                <w:sz w:val="18"/>
+              </w:rPr>
+              <w:t>Targets validated 2024: 1.5°C-aligned; -42% Scope 1+2 by 2030 (vs 2022 base); Net-Zero by 2050</w:t>
+            </w:r>
+          </w:p>
+        </w:tc>
+      </w:tr>
+      <w:tr>
+        <w:tc>
+          <w:tcPr>
+            <w:tcW w:type="dxa" w:w="3118"/>
+          </w:tcPr>
+          <w:p>
+            <w:r/>
+            <w:r>
+              <w:rPr>
+                <w:rFonts w:ascii="Aptos" w:hAnsi="Aptos"/>
+                <w:sz w:val="18"/>
+              </w:rPr>
+              <w:t>UNGC (UN Global Compact)</w:t>
+            </w:r>
+          </w:p>
+        </w:tc>
+        <w:tc>
+          <w:tcPr>
+            <w:tcW w:type="dxa" w:w="3402"/>
+          </w:tcPr>
+          <w:p>
+            <w:r/>
+            <w:r>
+              <w:rPr>
+                <w:rFonts w:ascii="Aptos" w:hAnsi="Aptos"/>
+                <w:sz w:val="18"/>
+              </w:rPr>
+              <w:t>Group-wide</w:t>
+            </w:r>
+          </w:p>
+        </w:tc>
+        <w:tc>
+          <w:tcPr>
+            <w:tcW w:type="dxa" w:w="3118"/>
+          </w:tcPr>
+          <w:p>
+            <w:r/>
+            <w:r>
+              <w:rPr>
+                <w:rFonts w:ascii="Aptos" w:hAnsi="Aptos"/>
+                <w:sz w:val="18"/>
+              </w:rPr>
+              <w:t>Signatory since 2018; Communication on Progress filed annually</w:t>
+            </w:r>
+          </w:p>
+        </w:tc>
+      </w:tr>
+      <w:tr>
+        <w:tc>
+          <w:tcPr>
+            <w:tcW w:type="dxa" w:w="3118"/>
+          </w:tcPr>
+          <w:p>
+            <w:r/>
+            <w:r>
+              <w:rPr>
+                <w:rFonts w:ascii="Aptos" w:hAnsi="Aptos"/>
+                <w:sz w:val="18"/>
+              </w:rPr>
+              <w:t>CDP (Carbon Disclosure Project)</w:t>
+            </w:r>
+          </w:p>
+        </w:tc>
+        <w:tc>
+          <w:tcPr>
+            <w:tcW w:type="dxa" w:w="3402"/>
+          </w:tcPr>
+          <w:p>
+            <w:r/>
+            <w:r>
+              <w:rPr>
+                <w:rFonts w:ascii="Aptos" w:hAnsi="Aptos"/>
+                <w:sz w:val="18"/>
+              </w:rPr>
+              <w:t>Climate + Water</w:t>
+            </w:r>
+          </w:p>
+        </w:tc>
+        <w:tc>
+          <w:tcPr>
+            <w:tcW w:type="dxa" w:w="3118"/>
+          </w:tcPr>
+          <w:p>
+            <w:r/>
+            <w:r>
+              <w:rPr>
+                <w:rFonts w:ascii="Aptos" w:hAnsi="Aptos"/>
+                <w:sz w:val="18"/>
+              </w:rPr>
+              <w:t>Disclosed since 2019; current rating B (Climate), B (Water)</w:t>
+            </w:r>
+          </w:p>
+        </w:tc>
+      </w:tr>
+      <w:tr>
+        <w:tc>
+          <w:tcPr>
+            <w:tcW w:type="dxa" w:w="3118"/>
+          </w:tcPr>
+          <w:p>
+            <w:r/>
+            <w:r>
+              <w:rPr>
+                <w:rFonts w:ascii="Aptos" w:hAnsi="Aptos"/>
+                <w:sz w:val="18"/>
+              </w:rPr>
+              <w:t>RSPO (Roundtable on Sustainable Palm Oil)</w:t>
+            </w:r>
+          </w:p>
+        </w:tc>
+        <w:tc>
+          <w:tcPr>
+            <w:tcW w:type="dxa" w:w="3402"/>
+          </w:tcPr>
+          <w:p>
+            <w:r/>
+            <w:r>
+              <w:rPr>
+                <w:rFonts w:ascii="Aptos" w:hAnsi="Aptos"/>
+                <w:sz w:val="18"/>
+              </w:rPr>
+              <w:t>Zava Agribusiness — palm oil estates and mills</w:t>
+            </w:r>
+          </w:p>
+        </w:tc>
+        <w:tc>
+          <w:tcPr>
+            <w:tcW w:type="dxa" w:w="3118"/>
+          </w:tcPr>
+          <w:p>
+            <w:r/>
+            <w:r>
+              <w:rPr>
+                <w:rFonts w:ascii="Aptos" w:hAnsi="Aptos"/>
+                <w:sz w:val="18"/>
+              </w:rPr>
+              <w:t>Certified RSPO P&amp;C 2018 since 2020; ASA-1 audit FY2024 closed without major NCR</w:t>
+            </w:r>
+          </w:p>
+        </w:tc>
+      </w:tr>
+      <w:tr>
+        <w:tc>
+          <w:tcPr>
+            <w:tcW w:type="dxa" w:w="3118"/>
+          </w:tcPr>
+          <w:p>
+            <w:r/>
+            <w:r>
+              <w:rPr>
+                <w:rFonts w:ascii="Aptos" w:hAnsi="Aptos"/>
+                <w:sz w:val="18"/>
+              </w:rPr>
+              <w:t>Bursa Malaysia ESG Reporting Guide (3rd edition, 2022)</w:t>
+            </w:r>
+          </w:p>
+        </w:tc>
+        <w:tc>
+          <w:tcPr>
+            <w:tcW w:type="dxa" w:w="3402"/>
+          </w:tcPr>
+          <w:p>
+            <w:r/>
+            <w:r>
+              <w:rPr>
+                <w:rFonts w:ascii="Aptos" w:hAnsi="Aptos"/>
+                <w:sz w:val="18"/>
+              </w:rPr>
+              <w:t>Listed entity disclosure</w:t>
+            </w:r>
+          </w:p>
+        </w:tc>
+        <w:tc>
+          <w:tcPr>
+            <w:tcW w:type="dxa" w:w="3118"/>
+          </w:tcPr>
+          <w:p>
+            <w:r/>
+            <w:r>
+              <w:rPr>
+                <w:rFonts w:ascii="Aptos" w:hAnsi="Aptos"/>
+                <w:sz w:val="18"/>
+              </w:rPr>
+              <w:t>Aligned; informs FBM4Good index inclusion</w:t>
+            </w:r>
+          </w:p>
+        </w:tc>
+      </w:tr>
+      <w:tr>
+        <w:tc>
+          <w:tcPr>
+            <w:tcW w:type="dxa" w:w="3118"/>
+          </w:tcPr>
+          <w:p>
+            <w:r/>
+            <w:r>
+              <w:rPr>
+                <w:rFonts w:ascii="Aptos" w:hAnsi="Aptos"/>
+                <w:sz w:val="18"/>
+              </w:rPr>
+              <w:t>POJK 51/2017 (ID Sustainability Reporting)</w:t>
+            </w:r>
+          </w:p>
+        </w:tc>
+        <w:tc>
+          <w:tcPr>
+            <w:tcW w:type="dxa" w:w="3402"/>
+          </w:tcPr>
+          <w:p>
+            <w:r/>
+            <w:r>
+              <w:rPr>
+                <w:rFonts w:ascii="Aptos" w:hAnsi="Aptos"/>
+                <w:sz w:val="18"/>
+              </w:rPr>
+              <w:t>PT Zava Pharmaceuticals Tbk and PT Zava Agribusiness Tbk</w:t>
+            </w:r>
+          </w:p>
+        </w:tc>
+        <w:tc>
+          <w:tcPr>
+            <w:tcW w:type="dxa" w:w="3118"/>
+          </w:tcPr>
+          <w:p>
+            <w:r/>
+            <w:r>
+              <w:rPr>
+                <w:rFonts w:ascii="Aptos" w:hAnsi="Aptos"/>
+                <w:sz w:val="18"/>
+              </w:rPr>
+              <w:t>Compliant; LST submission with Annual LK</w:t>
+            </w:r>
+          </w:p>
+        </w:tc>
+      </w:tr>
+    </w:tbl>
+    <w:p>
+      <w:pPr>
+        <w:keepNext/>
+        <w:spacing w:before="200" w:after="120"/>
+      </w:pPr>
+      <w:r>
+        <w:rPr>
+          <w:rFonts w:ascii="Aptos" w:hAnsi="Aptos"/>
+          <w:b/>
+          <w:color w:val="1F4E79"/>
+          <w:sz w:val="28"/>
+        </w:rPr>
+        <w:t>7B.4 Other Regulatory Touchpoints</w:t>
+      </w:r>
+    </w:p>
+    <w:p>
+      <w:pPr>
+        <w:pStyle w:val="ListBullet"/>
+        <w:spacing w:after="60"/>
+      </w:pPr>
+      <w:r>
+        <w:rPr>
+          <w:rFonts w:ascii="Aptos" w:hAnsi="Aptos"/>
+          <w:sz w:val="20"/>
+        </w:rPr>
+        <w:t>Tax — LHDN (MY) under the Income Tax Act 1967; DGT / DJP (ID) under UU HPP 2021; transfer-pricing master file + local file with Group structure documentation per OECD BEPS Action 13</w:t>
+      </w:r>
+    </w:p>
+    <w:p>
+      <w:pPr>
+        <w:pStyle w:val="ListBullet"/>
+        <w:spacing w:after="60"/>
+      </w:pPr>
+      <w:r>
+        <w:rPr>
+          <w:rFonts w:ascii="Aptos" w:hAnsi="Aptos"/>
+          <w:sz w:val="20"/>
+        </w:rPr>
+        <w:t>Trade &amp; Investment — MITI (MY) for export licensing and FTA preferences (RCEP, ATIGA, MJEPA); MIDA for investment-incentive applications; BKPM (ID) for foreign-investment licensing (OSS-RBA)</w:t>
+      </w:r>
+    </w:p>
+    <w:p>
+      <w:pPr>
+        <w:pStyle w:val="ListBullet"/>
+        <w:spacing w:after="60"/>
+      </w:pPr>
+      <w:r>
+        <w:rPr>
+          <w:rFonts w:ascii="Aptos" w:hAnsi="Aptos"/>
+          <w:sz w:val="20"/>
+        </w:rPr>
+        <w:t>Halal — JAKIM (MY) for Halal certification of Zava Pharmaceuticals MY production; BPJPH (ID) under UU JPH 33/2014 for Halal certification of Indonesia operations</w:t>
+      </w:r>
+    </w:p>
+    <w:p>
+      <w:pPr>
+        <w:pStyle w:val="ListBullet"/>
+        <w:spacing w:after="60"/>
+      </w:pPr>
+      <w:r>
+        <w:rPr>
+          <w:rFonts w:ascii="Aptos" w:hAnsi="Aptos"/>
+          <w:sz w:val="20"/>
+        </w:rPr>
+        <w:t>Personal Data — JPDP / KKD (Jabatan Perlindungan Data Peribadi) MY under PDPA 2010 as amended by Act A1709/2024; Lembaga PDP ID under UU 27/2022 (UU PDP)</w:t>
+      </w:r>
+    </w:p>
+    <w:p>
+      <w:pPr>
+        <w:pStyle w:val="ListBullet"/>
+        <w:spacing w:after="60"/>
+      </w:pPr>
+      <w:r>
+        <w:rPr>
+          <w:rFonts w:ascii="Aptos" w:hAnsi="Aptos"/>
+          <w:sz w:val="20"/>
+        </w:rPr>
+        <w:t>Workplace — DOSH MY under OSHA 1994 / OSH (Amendment) Act 2022; Kemnaker / BPJS Ketenagakerjaan ID under UU 13/2003 (Cipta Kerja amendments) and UU 1/1970</w:t>
+      </w:r>
+    </w:p>
     <w:p>
       <w:r>
         <w:br w:type="page"/>
